--- a/doc/mkhalil/transformer_attention_example-1-2.docx
+++ b/doc/mkhalil/transformer_attention_example-1-2.docx
@@ -5890,6 +5890,1220 @@
       <w:pPr>
         <w:ind w:left="360"/>
       </w:pPr>
+    </w:p>
+    <w:p>
+      <w:pPr>
+        <w:numPr>
+          <w:ilvl w:val="0"/>
+          <w:numId w:val="17"/>
+        </w:numPr>
+        <w:tabs>
+          <w:tab w:val="clear" w:pos="720"/>
+        </w:tabs>
+        <w:spacing w:before="100" w:beforeAutospacing="1" w:after="100" w:afterAutospacing="1" w:line="240" w:lineRule="auto"/>
+        <w:ind w:left="0" w:firstLine="0"/>
+        <w:outlineLvl w:val="0"/>
+        <w:rPr>
+          <w:rFonts w:ascii="Times New Roman" w:eastAsia="Times New Roman" w:hAnsi="Times New Roman" w:cs="Times New Roman"/>
+          <w:b/>
+          <w:bCs/>
+          <w:kern w:val="36"/>
+          <w:sz w:val="48"/>
+          <w:szCs w:val="48"/>
+        </w:rPr>
+      </w:pPr>
+      <w:r>
+        <w:rPr>
+          <w:rFonts w:ascii="Times New Roman" w:eastAsia="Times New Roman" w:hAnsi="Times New Roman" w:cs="Times New Roman"/>
+          <w:b/>
+          <w:bCs/>
+          <w:kern w:val="36"/>
+          <w:sz w:val="48"/>
+          <w:szCs w:val="48"/>
+        </w:rPr>
+        <w:t>What We Start With</w:t>
+      </w:r>
+    </w:p>
+    <w:p>
+      <w:pPr>
+        <w:spacing w:before="100" w:beforeAutospacing="1" w:after="100" w:afterAutospacing="1" w:line="240" w:lineRule="auto"/>
+        <w:rPr>
+          <w:rFonts w:ascii="Times New Roman" w:eastAsia="Times New Roman" w:hAnsi="Times New Roman" w:cs="Times New Roman"/>
+          <w:sz w:val="24"/>
+          <w:szCs w:val="24"/>
+        </w:rPr>
+      </w:pPr>
+      <w:r>
+        <w:rPr>
+          <w:rFonts w:ascii="Times New Roman" w:eastAsia="Times New Roman" w:hAnsi="Times New Roman" w:cs="Times New Roman"/>
+          <w:sz w:val="24"/>
+          <w:szCs w:val="24"/>
+        </w:rPr>
+        <w:t>We have two things:</w:t>
+      </w:r>
+    </w:p>
+    <w:p>
+      <w:pPr>
+        <w:spacing w:after="0" w:line="240" w:lineRule="auto"/>
+        <w:rPr>
+          <w:rFonts w:ascii="Times New Roman" w:eastAsia="Times New Roman" w:hAnsi="Times New Roman" w:cs="Times New Roman"/>
+          <w:sz w:val="24"/>
+          <w:szCs w:val="24"/>
+        </w:rPr>
+      </w:pPr>
+      <w:r>
+        <w:rPr>
+          <w:rFonts w:ascii="Times New Roman" w:eastAsia="Times New Roman" w:hAnsi="Times New Roman" w:cs="Times New Roman"/>
+          <w:sz w:val="24"/>
+          <w:szCs w:val="24"/>
+        </w:rPr>
+        <w:pict w14:anchorId="63C620C3">
+          <v:rect id="_x0000_i1139" style="width:0;height:1.5pt" o:hralign="center" o:hrstd="t" o:hr="t" fillcolor="#a0a0a0" stroked="f"/>
+        </w:pict>
+      </w:r>
+    </w:p>
+    <w:p>
+      <w:pPr>
+        <w:numPr>
+          <w:ilvl w:val="0"/>
+          <w:numId w:val="17"/>
+        </w:numPr>
+        <w:tabs>
+          <w:tab w:val="clear" w:pos="720"/>
+        </w:tabs>
+        <w:spacing w:before="100" w:beforeAutospacing="1" w:after="100" w:afterAutospacing="1" w:line="240" w:lineRule="auto"/>
+        <w:ind w:left="0" w:firstLine="0"/>
+        <w:outlineLvl w:val="1"/>
+        <w:rPr>
+          <w:rFonts w:ascii="Times New Roman" w:eastAsia="Times New Roman" w:hAnsi="Times New Roman" w:cs="Times New Roman"/>
+          <w:b/>
+          <w:bCs/>
+          <w:sz w:val="36"/>
+          <w:szCs w:val="36"/>
+        </w:rPr>
+      </w:pPr>
+      <w:r>
+        <w:rPr>
+          <w:rFonts w:ascii="Times New Roman" w:eastAsia="Times New Roman" w:hAnsi="Times New Roman" w:cs="Times New Roman"/>
+          <w:b/>
+          <w:bCs/>
+          <w:sz w:val="36"/>
+          <w:szCs w:val="36"/>
+        </w:rPr>
+        <w:t>(A) Softmax</w:t>
+      </w:r>
+    </w:p>
+    <w:p>
+      <w:pPr>
+        <w:spacing w:after="0" w:line="240" w:lineRule="auto"/>
+        <w:rPr>
+          <w:rFonts w:ascii="Times New Roman" w:eastAsia="Times New Roman" w:hAnsi="Times New Roman" w:cs="Times New Roman"/>
+          <w:sz w:val="24"/>
+          <w:szCs w:val="24"/>
+        </w:rPr>
+      </w:pPr>
+      <m:oMathPara>
+        <m:oMath>
+          <m:sSub>
+            <m:sSubPr>
+              <m:ctrlPr>
+                <w:rPr>
+                  <w:rFonts w:ascii="Cambria Math" w:eastAsia="Times New Roman" w:hAnsi="Cambria Math" w:cs="Times New Roman"/>
+                  <w:sz w:val="24"/>
+                  <w:szCs w:val="24"/>
+                </w:rPr>
+              </m:ctrlPr>
+            </m:sSubPr>
+            <m:e>
+              <m:r>
+                <w:rPr>
+                  <w:rFonts w:ascii="Cambria Math" w:eastAsia="Times New Roman" w:hAnsi="Cambria Math" w:cs="Times New Roman"/>
+                  <w:sz w:val="24"/>
+                  <w:szCs w:val="24"/>
+                </w:rPr>
+                <m:t>p</m:t>
+              </m:r>
+            </m:e>
+            <m:sub>
+              <m:r>
+                <w:rPr>
+                  <w:rFonts w:ascii="Cambria Math" w:eastAsia="Times New Roman" w:hAnsi="Cambria Math" w:cs="Times New Roman"/>
+                  <w:sz w:val="24"/>
+                  <w:szCs w:val="24"/>
+                </w:rPr>
+                <m:t>i</m:t>
+              </m:r>
+            </m:sub>
+          </m:sSub>
+          <m:r>
+            <w:rPr>
+              <w:rFonts w:ascii="Cambria Math" w:eastAsia="Times New Roman" w:hAnsi="Cambria Math" w:cs="Times New Roman"/>
+              <w:sz w:val="24"/>
+              <w:szCs w:val="24"/>
+            </w:rPr>
+            <m:t>=</m:t>
+          </m:r>
+          <m:f>
+            <m:fPr>
+              <m:ctrlPr>
+                <w:rPr>
+                  <w:rFonts w:ascii="Cambria Math" w:eastAsia="Times New Roman" w:hAnsi="Cambria Math" w:cs="Times New Roman"/>
+                  <w:sz w:val="24"/>
+                  <w:szCs w:val="24"/>
+                </w:rPr>
+              </m:ctrlPr>
+            </m:fPr>
+            <m:num>
+              <m:sSup>
+                <m:sSupPr>
+                  <m:ctrlPr>
+                    <w:rPr>
+                      <w:rFonts w:ascii="Cambria Math" w:eastAsia="Times New Roman" w:hAnsi="Cambria Math" w:cs="Times New Roman"/>
+                      <w:sz w:val="24"/>
+                      <w:szCs w:val="24"/>
+                    </w:rPr>
+                  </m:ctrlPr>
+                </m:sSupPr>
+                <m:e>
+                  <m:r>
+                    <w:rPr>
+                      <w:rFonts w:ascii="Cambria Math" w:eastAsia="Times New Roman" w:hAnsi="Cambria Math" w:cs="Times New Roman"/>
+                      <w:sz w:val="24"/>
+                      <w:szCs w:val="24"/>
+                    </w:rPr>
+                    <m:t>e</m:t>
+                  </m:r>
+                </m:e>
+                <m:sup>
+                  <m:sSub>
+                    <m:sSubPr>
+                      <m:ctrlPr>
+                        <w:rPr>
+                          <w:rFonts w:ascii="Cambria Math" w:eastAsia="Times New Roman" w:hAnsi="Cambria Math" w:cs="Times New Roman"/>
+                          <w:sz w:val="24"/>
+                          <w:szCs w:val="24"/>
+                        </w:rPr>
+                      </m:ctrlPr>
+                    </m:sSubPr>
+                    <m:e>
+                      <m:r>
+                        <w:rPr>
+                          <w:rFonts w:ascii="Cambria Math" w:eastAsia="Times New Roman" w:hAnsi="Cambria Math" w:cs="Times New Roman"/>
+                          <w:sz w:val="24"/>
+                          <w:szCs w:val="24"/>
+                        </w:rPr>
+                        <m:t>z</m:t>
+                      </m:r>
+                    </m:e>
+                    <m:sub>
+                      <m:r>
+                        <w:rPr>
+                          <w:rFonts w:ascii="Cambria Math" w:eastAsia="Times New Roman" w:hAnsi="Cambria Math" w:cs="Times New Roman"/>
+                          <w:sz w:val="24"/>
+                          <w:szCs w:val="24"/>
+                        </w:rPr>
+                        <m:t>i</m:t>
+                      </m:r>
+                    </m:sub>
+                  </m:sSub>
+                </m:sup>
+              </m:sSup>
+            </m:num>
+            <m:den>
+              <m:nary>
+                <m:naryPr>
+                  <m:chr m:val="∑"/>
+                  <m:limLoc m:val="undOvr"/>
+                  <m:grow m:val="1"/>
+                  <m:supHide m:val="1"/>
+                  <m:ctrlPr>
+                    <w:rPr>
+                      <w:rFonts w:ascii="Cambria Math" w:eastAsia="Times New Roman" w:hAnsi="Cambria Math" w:cs="Times New Roman"/>
+                      <w:sz w:val="24"/>
+                      <w:szCs w:val="24"/>
+                    </w:rPr>
+                  </m:ctrlPr>
+                </m:naryPr>
+                <m:sub>
+                  <m:r>
+                    <w:rPr>
+                      <w:rFonts w:ascii="Cambria Math" w:eastAsia="Times New Roman" w:hAnsi="Cambria Math" w:cs="Times New Roman"/>
+                      <w:sz w:val="24"/>
+                      <w:szCs w:val="24"/>
+                    </w:rPr>
+                    <m:t>j</m:t>
+                  </m:r>
+                </m:sub>
+                <m:sup/>
+                <m:e>
+                  <m:sSup>
+                    <m:sSupPr>
+                      <m:ctrlPr>
+                        <w:rPr>
+                          <w:rFonts w:ascii="Cambria Math" w:eastAsia="Times New Roman" w:hAnsi="Cambria Math" w:cs="Times New Roman"/>
+                          <w:sz w:val="24"/>
+                          <w:szCs w:val="24"/>
+                        </w:rPr>
+                      </m:ctrlPr>
+                    </m:sSupPr>
+                    <m:e>
+                      <m:r>
+                        <w:rPr>
+                          <w:rFonts w:ascii="Cambria Math" w:eastAsia="Times New Roman" w:hAnsi="Cambria Math" w:cs="Times New Roman"/>
+                          <w:sz w:val="24"/>
+                          <w:szCs w:val="24"/>
+                        </w:rPr>
+                        <m:t>e</m:t>
+                      </m:r>
+                    </m:e>
+                    <m:sup>
+                      <m:sSub>
+                        <m:sSubPr>
+                          <m:ctrlPr>
+                            <w:rPr>
+                              <w:rFonts w:ascii="Cambria Math" w:eastAsia="Times New Roman" w:hAnsi="Cambria Math" w:cs="Times New Roman"/>
+                              <w:sz w:val="24"/>
+                              <w:szCs w:val="24"/>
+                            </w:rPr>
+                          </m:ctrlPr>
+                        </m:sSubPr>
+                        <m:e>
+                          <m:r>
+                            <w:rPr>
+                              <w:rFonts w:ascii="Cambria Math" w:eastAsia="Times New Roman" w:hAnsi="Cambria Math" w:cs="Times New Roman"/>
+                              <w:sz w:val="24"/>
+                              <w:szCs w:val="24"/>
+                            </w:rPr>
+                            <m:t>z</m:t>
+                          </m:r>
+                        </m:e>
+                        <m:sub>
+                          <m:r>
+                            <w:rPr>
+                              <w:rFonts w:ascii="Cambria Math" w:eastAsia="Times New Roman" w:hAnsi="Cambria Math" w:cs="Times New Roman"/>
+                              <w:sz w:val="24"/>
+                              <w:szCs w:val="24"/>
+                            </w:rPr>
+                            <m:t>j</m:t>
+                          </m:r>
+                        </m:sub>
+                      </m:sSub>
+                    </m:sup>
+                  </m:sSup>
+                </m:e>
+              </m:nary>
+            </m:den>
+          </m:f>
+          <m:r>
+            <w:rPr>
+              <w:rFonts w:ascii="Cambria Math" w:eastAsia="Times New Roman" w:hAnsi="Cambria Math" w:cs="Times New Roman"/>
+              <w:sz w:val="24"/>
+              <w:szCs w:val="24"/>
+            </w:rPr>
+            <w:br/>
+          </m:r>
+        </m:oMath>
+      </m:oMathPara>
+    </w:p>
+    <w:p>
+      <w:pPr>
+        <w:spacing w:after="0" w:line="240" w:lineRule="auto"/>
+        <w:rPr>
+          <w:rFonts w:ascii="Times New Roman" w:eastAsia="Times New Roman" w:hAnsi="Times New Roman" w:cs="Times New Roman"/>
+          <w:sz w:val="24"/>
+          <w:szCs w:val="24"/>
+        </w:rPr>
+      </w:pPr>
+      <w:r>
+        <w:rPr>
+          <w:rFonts w:ascii="Times New Roman" w:eastAsia="Times New Roman" w:hAnsi="Times New Roman" w:cs="Times New Roman"/>
+          <w:sz w:val="24"/>
+          <w:szCs w:val="24"/>
+        </w:rPr>
+        <w:pict w14:anchorId="42E3B993">
+          <v:rect id="_x0000_i1140" style="width:0;height:1.5pt" o:hralign="center" o:hrstd="t" o:hr="t" fillcolor="#a0a0a0" stroked="f"/>
+        </w:pict>
+      </w:r>
+    </w:p>
+    <w:p>
+      <w:pPr>
+        <w:numPr>
+          <w:ilvl w:val="0"/>
+          <w:numId w:val="17"/>
+        </w:numPr>
+        <w:tabs>
+          <w:tab w:val="clear" w:pos="720"/>
+        </w:tabs>
+        <w:spacing w:before="100" w:beforeAutospacing="1" w:after="100" w:afterAutospacing="1" w:line="240" w:lineRule="auto"/>
+        <w:ind w:left="0" w:firstLine="0"/>
+        <w:outlineLvl w:val="1"/>
+        <w:rPr>
+          <w:rFonts w:ascii="Times New Roman" w:eastAsia="Times New Roman" w:hAnsi="Times New Roman" w:cs="Times New Roman"/>
+          <w:b/>
+          <w:bCs/>
+          <w:sz w:val="36"/>
+          <w:szCs w:val="36"/>
+        </w:rPr>
+      </w:pPr>
+      <w:r>
+        <w:rPr>
+          <w:rFonts w:ascii="Times New Roman" w:eastAsia="Times New Roman" w:hAnsi="Times New Roman" w:cs="Times New Roman"/>
+          <w:b/>
+          <w:bCs/>
+          <w:sz w:val="36"/>
+          <w:szCs w:val="36"/>
+        </w:rPr>
+        <w:t>(B) Cross-Entropy Loss</w:t>
+      </w:r>
+    </w:p>
+    <w:p>
+      <w:pPr>
+        <w:spacing w:after="0" w:line="240" w:lineRule="auto"/>
+        <w:rPr>
+          <w:rFonts w:ascii="Times New Roman" w:eastAsia="Times New Roman" w:hAnsi="Times New Roman" w:cs="Times New Roman"/>
+          <w:sz w:val="24"/>
+          <w:szCs w:val="24"/>
+        </w:rPr>
+      </w:pPr>
+      <m:oMathPara>
+        <m:oMath>
+          <m:r>
+            <w:rPr>
+              <w:rFonts w:ascii="Cambria Math" w:eastAsia="Times New Roman" w:hAnsi="Cambria Math" w:cs="Times New Roman"/>
+              <w:sz w:val="24"/>
+              <w:szCs w:val="24"/>
+            </w:rPr>
+            <m:t>L=-</m:t>
+          </m:r>
+          <m:nary>
+            <m:naryPr>
+              <m:chr m:val="∑"/>
+              <m:limLoc m:val="undOvr"/>
+              <m:grow m:val="1"/>
+              <m:supHide m:val="1"/>
+              <m:ctrlPr>
+                <w:rPr>
+                  <w:rFonts w:ascii="Cambria Math" w:eastAsia="Times New Roman" w:hAnsi="Cambria Math" w:cs="Times New Roman"/>
+                  <w:sz w:val="24"/>
+                  <w:szCs w:val="24"/>
+                </w:rPr>
+              </m:ctrlPr>
+            </m:naryPr>
+            <m:sub>
+              <m:r>
+                <w:rPr>
+                  <w:rFonts w:ascii="Cambria Math" w:eastAsia="Times New Roman" w:hAnsi="Cambria Math" w:cs="Times New Roman"/>
+                  <w:sz w:val="24"/>
+                  <w:szCs w:val="24"/>
+                </w:rPr>
+                <m:t>i</m:t>
+              </m:r>
+            </m:sub>
+            <m:sup/>
+            <m:e>
+              <m:sSub>
+                <m:sSubPr>
+                  <m:ctrlPr>
+                    <w:rPr>
+                      <w:rFonts w:ascii="Cambria Math" w:eastAsia="Times New Roman" w:hAnsi="Cambria Math" w:cs="Times New Roman"/>
+                      <w:sz w:val="24"/>
+                      <w:szCs w:val="24"/>
+                    </w:rPr>
+                  </m:ctrlPr>
+                </m:sSubPr>
+                <m:e>
+                  <m:r>
+                    <w:rPr>
+                      <w:rFonts w:ascii="Cambria Math" w:eastAsia="Times New Roman" w:hAnsi="Cambria Math" w:cs="Times New Roman"/>
+                      <w:sz w:val="24"/>
+                      <w:szCs w:val="24"/>
+                    </w:rPr>
+                    <m:t>y</m:t>
+                  </m:r>
+                </m:e>
+                <m:sub>
+                  <m:r>
+                    <w:rPr>
+                      <w:rFonts w:ascii="Cambria Math" w:eastAsia="Times New Roman" w:hAnsi="Cambria Math" w:cs="Times New Roman"/>
+                      <w:sz w:val="24"/>
+                      <w:szCs w:val="24"/>
+                    </w:rPr>
+                    <m:t>i</m:t>
+                  </m:r>
+                </m:sub>
+              </m:sSub>
+            </m:e>
+          </m:nary>
+          <m:r>
+            <m:rPr>
+              <m:sty m:val="p"/>
+            </m:rPr>
+            <w:rPr>
+              <w:rFonts w:ascii="Cambria Math" w:eastAsia="Times New Roman" w:hAnsi="Cambria Math" w:cs="Times New Roman"/>
+              <w:sz w:val="24"/>
+              <w:szCs w:val="24"/>
+            </w:rPr>
+            <m:t>log</m:t>
+          </m:r>
+          <m:r>
+            <w:rPr>
+              <w:rFonts w:ascii="Cambria Math" w:eastAsia="Times New Roman" w:hAnsi="Cambria Math" w:cs="Times New Roman"/>
+              <w:sz w:val="24"/>
+              <w:szCs w:val="24"/>
+            </w:rPr>
+            <m:t>⁡(</m:t>
+          </m:r>
+          <m:sSub>
+            <m:sSubPr>
+              <m:ctrlPr>
+                <w:rPr>
+                  <w:rFonts w:ascii="Cambria Math" w:eastAsia="Times New Roman" w:hAnsi="Cambria Math" w:cs="Times New Roman"/>
+                  <w:sz w:val="24"/>
+                  <w:szCs w:val="24"/>
+                </w:rPr>
+              </m:ctrlPr>
+            </m:sSubPr>
+            <m:e>
+              <m:r>
+                <w:rPr>
+                  <w:rFonts w:ascii="Cambria Math" w:eastAsia="Times New Roman" w:hAnsi="Cambria Math" w:cs="Times New Roman"/>
+                  <w:sz w:val="24"/>
+                  <w:szCs w:val="24"/>
+                </w:rPr>
+                <m:t>p</m:t>
+              </m:r>
+            </m:e>
+            <m:sub>
+              <m:r>
+                <w:rPr>
+                  <w:rFonts w:ascii="Cambria Math" w:eastAsia="Times New Roman" w:hAnsi="Cambria Math" w:cs="Times New Roman"/>
+                  <w:sz w:val="24"/>
+                  <w:szCs w:val="24"/>
+                </w:rPr>
+                <m:t>i</m:t>
+              </m:r>
+            </m:sub>
+          </m:sSub>
+          <m:r>
+            <w:rPr>
+              <w:rFonts w:ascii="Cambria Math" w:eastAsia="Times New Roman" w:hAnsi="Cambria Math" w:cs="Times New Roman"/>
+              <w:sz w:val="24"/>
+              <w:szCs w:val="24"/>
+            </w:rPr>
+            <m:t>)</m:t>
+          </m:r>
+          <m:r>
+            <w:rPr>
+              <w:rFonts w:ascii="Cambria Math" w:eastAsia="Times New Roman" w:hAnsi="Cambria Math" w:cs="Times New Roman"/>
+              <w:i/>
+              <w:sz w:val="24"/>
+              <w:szCs w:val="24"/>
+            </w:rPr>
+            <w:br/>
+          </m:r>
+        </m:oMath>
+      </m:oMathPara>
+    </w:p>
+    <w:p>
+      <w:pPr>
+        <w:spacing w:after="0" w:line="240" w:lineRule="auto"/>
+        <w:rPr>
+          <w:rFonts w:ascii="Times New Roman" w:eastAsia="Times New Roman" w:hAnsi="Times New Roman" w:cs="Times New Roman"/>
+          <w:sz w:val="24"/>
+          <w:szCs w:val="24"/>
+        </w:rPr>
+      </w:pPr>
+      <w:r>
+        <w:rPr>
+          <w:rFonts w:ascii="Times New Roman" w:eastAsia="Times New Roman" w:hAnsi="Times New Roman" w:cs="Times New Roman"/>
+          <w:sz w:val="24"/>
+          <w:szCs w:val="24"/>
+        </w:rPr>
+        <w:pict w14:anchorId="35530E73">
+          <v:rect id="_x0000_i1141" style="width:0;height:1.5pt" o:hralign="center" o:hrstd="t" o:hr="t" fillcolor="#a0a0a0" stroked="f"/>
+        </w:pict>
+      </w:r>
+    </w:p>
+    <w:p>
+      <w:pPr>
+        <w:numPr>
+          <w:ilvl w:val="0"/>
+          <w:numId w:val="17"/>
+        </w:numPr>
+        <w:tabs>
+          <w:tab w:val="clear" w:pos="720"/>
+        </w:tabs>
+        <w:spacing w:before="100" w:beforeAutospacing="1" w:after="100" w:afterAutospacing="1" w:line="240" w:lineRule="auto"/>
+        <w:ind w:left="0" w:firstLine="0"/>
+        <w:outlineLvl w:val="0"/>
+        <w:rPr>
+          <w:rFonts w:ascii="Times New Roman" w:eastAsia="Times New Roman" w:hAnsi="Times New Roman" w:cs="Times New Roman"/>
+          <w:b/>
+          <w:bCs/>
+          <w:kern w:val="36"/>
+          <w:sz w:val="48"/>
+          <w:szCs w:val="48"/>
+        </w:rPr>
+      </w:pPr>
+      <w:r>
+        <w:rPr>
+          <w:rFonts w:ascii="Times New Roman" w:eastAsia="Times New Roman" w:hAnsi="Times New Roman" w:cs="Times New Roman"/>
+          <w:b/>
+          <w:bCs/>
+          <w:kern w:val="36"/>
+          <w:sz w:val="48"/>
+          <w:szCs w:val="48"/>
+        </w:rPr>
+        <w:t>2️</w:t>
+      </w:r>
+      <w:r>
+        <w:rPr>
+          <w:rFonts w:ascii="Segoe UI Symbol" w:eastAsia="Times New Roman" w:hAnsi="Segoe UI Symbol" w:cs="Segoe UI Symbol"/>
+          <w:b/>
+          <w:bCs/>
+          <w:kern w:val="36"/>
+          <w:sz w:val="48"/>
+          <w:szCs w:val="48"/>
+        </w:rPr>
+        <w:t>⃣</w:t>
+      </w:r>
+      <w:r>
+        <w:rPr>
+          <w:rFonts w:ascii="Times New Roman" w:eastAsia="Times New Roman" w:hAnsi="Times New Roman" w:cs="Times New Roman"/>
+          <w:b/>
+          <w:bCs/>
+          <w:kern w:val="36"/>
+          <w:sz w:val="48"/>
+          <w:szCs w:val="48"/>
+        </w:rPr>
+        <w:t xml:space="preserve"> Goal</w:t>
+      </w:r>
+    </w:p>
+    <w:p>
+      <w:pPr>
+        <w:spacing w:before="100" w:beforeAutospacing="1" w:after="100" w:afterAutospacing="1" w:line="240" w:lineRule="auto"/>
+        <w:rPr>
+          <w:rFonts w:ascii="Times New Roman" w:eastAsia="Times New Roman" w:hAnsi="Times New Roman" w:cs="Times New Roman"/>
+          <w:sz w:val="24"/>
+          <w:szCs w:val="24"/>
+        </w:rPr>
+      </w:pPr>
+      <w:r>
+        <w:rPr>
+          <w:rFonts w:ascii="Times New Roman" w:eastAsia="Times New Roman" w:hAnsi="Times New Roman" w:cs="Times New Roman"/>
+          <w:sz w:val="24"/>
+          <w:szCs w:val="24"/>
+        </w:rPr>
+        <w:t>We want:</w:t>
+      </w:r>
+    </w:p>
+    <w:p>
+      <w:pPr>
+        <w:spacing w:after="0" w:line="240" w:lineRule="auto"/>
+        <w:rPr>
+          <w:rFonts w:ascii="Times New Roman" w:eastAsia="Times New Roman" w:hAnsi="Times New Roman" w:cs="Times New Roman"/>
+          <w:sz w:val="24"/>
+          <w:szCs w:val="24"/>
+        </w:rPr>
+      </w:pPr>
+      <m:oMathPara>
+        <m:oMath>
+          <m:f>
+            <m:fPr>
+              <m:ctrlPr>
+                <w:rPr>
+                  <w:rFonts w:ascii="Cambria Math" w:eastAsia="Times New Roman" w:hAnsi="Cambria Math" w:cs="Times New Roman"/>
+                  <w:sz w:val="24"/>
+                  <w:szCs w:val="24"/>
+                </w:rPr>
+              </m:ctrlPr>
+            </m:fPr>
+            <m:num>
+              <m:r>
+                <m:rPr>
+                  <m:sty m:val="p"/>
+                </m:rPr>
+                <w:rPr>
+                  <w:rFonts w:ascii="Cambria Math" w:eastAsia="Times New Roman" w:hAnsi="Cambria Math" w:cs="Times New Roman"/>
+                  <w:sz w:val="24"/>
+                  <w:szCs w:val="24"/>
+                </w:rPr>
+                <m:t>∂</m:t>
+              </m:r>
+              <m:r>
+                <w:rPr>
+                  <w:rFonts w:ascii="Cambria Math" w:eastAsia="Times New Roman" w:hAnsi="Cambria Math" w:cs="Times New Roman"/>
+                  <w:sz w:val="24"/>
+                  <w:szCs w:val="24"/>
+                </w:rPr>
+                <m:t>L</m:t>
+              </m:r>
+            </m:num>
+            <m:den>
+              <m:r>
+                <m:rPr>
+                  <m:sty m:val="p"/>
+                </m:rPr>
+                <w:rPr>
+                  <w:rFonts w:ascii="Cambria Math" w:eastAsia="Times New Roman" w:hAnsi="Cambria Math" w:cs="Times New Roman"/>
+                  <w:sz w:val="24"/>
+                  <w:szCs w:val="24"/>
+                </w:rPr>
+                <m:t>∂</m:t>
+              </m:r>
+              <m:sSub>
+                <m:sSubPr>
+                  <m:ctrlPr>
+                    <w:rPr>
+                      <w:rFonts w:ascii="Cambria Math" w:eastAsia="Times New Roman" w:hAnsi="Cambria Math" w:cs="Times New Roman"/>
+                      <w:sz w:val="24"/>
+                      <w:szCs w:val="24"/>
+                    </w:rPr>
+                  </m:ctrlPr>
+                </m:sSubPr>
+                <m:e>
+                  <m:r>
+                    <w:rPr>
+                      <w:rFonts w:ascii="Cambria Math" w:eastAsia="Times New Roman" w:hAnsi="Cambria Math" w:cs="Times New Roman"/>
+                      <w:sz w:val="24"/>
+                      <w:szCs w:val="24"/>
+                    </w:rPr>
+                    <m:t>z</m:t>
+                  </m:r>
+                </m:e>
+                <m:sub>
+                  <m:r>
+                    <w:rPr>
+                      <w:rFonts w:ascii="Cambria Math" w:eastAsia="Times New Roman" w:hAnsi="Cambria Math" w:cs="Times New Roman"/>
+                      <w:sz w:val="24"/>
+                      <w:szCs w:val="24"/>
+                    </w:rPr>
+                    <m:t>k</m:t>
+                  </m:r>
+                </m:sub>
+              </m:sSub>
+            </m:den>
+          </m:f>
+          <m:r>
+            <w:rPr>
+              <w:rFonts w:ascii="Cambria Math" w:eastAsia="Times New Roman" w:hAnsi="Cambria Math" w:cs="Times New Roman"/>
+              <w:sz w:val="24"/>
+              <w:szCs w:val="24"/>
+            </w:rPr>
+            <w:br/>
+          </m:r>
+        </m:oMath>
+      </m:oMathPara>
+    </w:p>
+    <w:p>
+      <w:pPr>
+        <w:spacing w:after="0" w:line="240" w:lineRule="auto"/>
+        <w:rPr>
+          <w:rFonts w:ascii="Times New Roman" w:eastAsia="Times New Roman" w:hAnsi="Times New Roman" w:cs="Times New Roman"/>
+          <w:sz w:val="24"/>
+          <w:szCs w:val="24"/>
+        </w:rPr>
+      </w:pPr>
+      <w:r>
+        <w:rPr>
+          <w:rFonts w:ascii="Times New Roman" w:eastAsia="Times New Roman" w:hAnsi="Times New Roman" w:cs="Times New Roman"/>
+          <w:sz w:val="24"/>
+          <w:szCs w:val="24"/>
+        </w:rPr>
+        <w:pict w14:anchorId="4E5E27A5">
+          <v:rect id="_x0000_i1142" style="width:0;height:1.5pt" o:hralign="center" o:hrstd="t" o:hr="t" fillcolor="#a0a0a0" stroked="f"/>
+        </w:pict>
+      </w:r>
+    </w:p>
+    <w:p>
+      <w:pPr>
+        <w:numPr>
+          <w:ilvl w:val="0"/>
+          <w:numId w:val="17"/>
+        </w:numPr>
+        <w:tabs>
+          <w:tab w:val="clear" w:pos="720"/>
+        </w:tabs>
+        <w:spacing w:before="100" w:beforeAutospacing="1" w:after="100" w:afterAutospacing="1" w:line="240" w:lineRule="auto"/>
+        <w:ind w:left="0" w:firstLine="0"/>
+        <w:outlineLvl w:val="0"/>
+        <w:rPr>
+          <w:rFonts w:ascii="Times New Roman" w:eastAsia="Times New Roman" w:hAnsi="Times New Roman" w:cs="Times New Roman"/>
+          <w:b/>
+          <w:bCs/>
+          <w:kern w:val="36"/>
+          <w:sz w:val="48"/>
+          <w:szCs w:val="48"/>
+        </w:rPr>
+      </w:pPr>
+      <w:r>
+        <w:rPr>
+          <w:rFonts w:ascii="Times New Roman" w:eastAsia="Times New Roman" w:hAnsi="Times New Roman" w:cs="Times New Roman"/>
+          <w:b/>
+          <w:bCs/>
+          <w:kern w:val="36"/>
+          <w:sz w:val="48"/>
+          <w:szCs w:val="48"/>
+        </w:rPr>
+        <w:t>3️</w:t>
+      </w:r>
+      <w:r>
+        <w:rPr>
+          <w:rFonts w:ascii="Segoe UI Symbol" w:eastAsia="Times New Roman" w:hAnsi="Segoe UI Symbol" w:cs="Segoe UI Symbol"/>
+          <w:b/>
+          <w:bCs/>
+          <w:kern w:val="36"/>
+          <w:sz w:val="48"/>
+          <w:szCs w:val="48"/>
+        </w:rPr>
+        <w:t>⃣</w:t>
+      </w:r>
+      <w:r>
+        <w:rPr>
+          <w:rFonts w:ascii="Times New Roman" w:eastAsia="Times New Roman" w:hAnsi="Times New Roman" w:cs="Times New Roman"/>
+          <w:b/>
+          <w:bCs/>
+          <w:kern w:val="36"/>
+          <w:sz w:val="48"/>
+          <w:szCs w:val="48"/>
+        </w:rPr>
+        <w:t xml:space="preserve"> Apply Chain Rule</w:t>
+      </w:r>
+    </w:p>
+    <w:p>
+      <w:pPr>
+        <w:spacing w:after="0" w:line="240" w:lineRule="auto"/>
+        <w:rPr>
+          <w:rFonts w:ascii="Times New Roman" w:eastAsia="Times New Roman" w:hAnsi="Times New Roman" w:cs="Times New Roman"/>
+          <w:sz w:val="24"/>
+          <w:szCs w:val="24"/>
+        </w:rPr>
+      </w:pPr>
+      <m:oMathPara>
+        <m:oMath>
+          <m:f>
+            <m:fPr>
+              <m:ctrlPr>
+                <w:rPr>
+                  <w:rFonts w:ascii="Cambria Math" w:eastAsia="Times New Roman" w:hAnsi="Cambria Math" w:cs="Times New Roman"/>
+                  <w:sz w:val="24"/>
+                  <w:szCs w:val="24"/>
+                </w:rPr>
+              </m:ctrlPr>
+            </m:fPr>
+            <m:num>
+              <m:r>
+                <m:rPr>
+                  <m:sty m:val="p"/>
+                </m:rPr>
+                <w:rPr>
+                  <w:rFonts w:ascii="Cambria Math" w:eastAsia="Times New Roman" w:hAnsi="Cambria Math" w:cs="Times New Roman"/>
+                  <w:sz w:val="24"/>
+                  <w:szCs w:val="24"/>
+                </w:rPr>
+                <m:t>∂</m:t>
+              </m:r>
+              <m:r>
+                <w:rPr>
+                  <w:rFonts w:ascii="Cambria Math" w:eastAsia="Times New Roman" w:hAnsi="Cambria Math" w:cs="Times New Roman"/>
+                  <w:sz w:val="24"/>
+                  <w:szCs w:val="24"/>
+                </w:rPr>
+                <m:t>L</m:t>
+              </m:r>
+            </m:num>
+            <m:den>
+              <m:r>
+                <m:rPr>
+                  <m:sty m:val="p"/>
+                </m:rPr>
+                <w:rPr>
+                  <w:rFonts w:ascii="Cambria Math" w:eastAsia="Times New Roman" w:hAnsi="Cambria Math" w:cs="Times New Roman"/>
+                  <w:sz w:val="24"/>
+                  <w:szCs w:val="24"/>
+                </w:rPr>
+                <m:t>∂</m:t>
+              </m:r>
+              <m:sSub>
+                <m:sSubPr>
+                  <m:ctrlPr>
+                    <w:rPr>
+                      <w:rFonts w:ascii="Cambria Math" w:eastAsia="Times New Roman" w:hAnsi="Cambria Math" w:cs="Times New Roman"/>
+                      <w:sz w:val="24"/>
+                      <w:szCs w:val="24"/>
+                    </w:rPr>
+                  </m:ctrlPr>
+                </m:sSubPr>
+                <m:e>
+                  <m:r>
+                    <w:rPr>
+                      <w:rFonts w:ascii="Cambria Math" w:eastAsia="Times New Roman" w:hAnsi="Cambria Math" w:cs="Times New Roman"/>
+                      <w:sz w:val="24"/>
+                      <w:szCs w:val="24"/>
+                    </w:rPr>
+                    <m:t>z</m:t>
+                  </m:r>
+                </m:e>
+                <m:sub>
+                  <m:r>
+                    <w:rPr>
+                      <w:rFonts w:ascii="Cambria Math" w:eastAsia="Times New Roman" w:hAnsi="Cambria Math" w:cs="Times New Roman"/>
+                      <w:sz w:val="24"/>
+                      <w:szCs w:val="24"/>
+                    </w:rPr>
+                    <m:t>k</m:t>
+                  </m:r>
+                </m:sub>
+              </m:sSub>
+            </m:den>
+          </m:f>
+          <m:r>
+            <w:rPr>
+              <w:rFonts w:ascii="Cambria Math" w:eastAsia="Times New Roman" w:hAnsi="Cambria Math" w:cs="Times New Roman"/>
+              <w:sz w:val="24"/>
+              <w:szCs w:val="24"/>
+            </w:rPr>
+            <m:t>=</m:t>
+          </m:r>
+          <m:nary>
+            <m:naryPr>
+              <m:chr m:val="∑"/>
+              <m:limLoc m:val="undOvr"/>
+              <m:grow m:val="1"/>
+              <m:supHide m:val="1"/>
+              <m:ctrlPr>
+                <w:rPr>
+                  <w:rFonts w:ascii="Cambria Math" w:eastAsia="Times New Roman" w:hAnsi="Cambria Math" w:cs="Times New Roman"/>
+                  <w:sz w:val="24"/>
+                  <w:szCs w:val="24"/>
+                </w:rPr>
+              </m:ctrlPr>
+            </m:naryPr>
+            <m:sub>
+              <m:r>
+                <w:rPr>
+                  <w:rFonts w:ascii="Cambria Math" w:eastAsia="Times New Roman" w:hAnsi="Cambria Math" w:cs="Times New Roman"/>
+                  <w:sz w:val="24"/>
+                  <w:szCs w:val="24"/>
+                </w:rPr>
+                <m:t>i</m:t>
+              </m:r>
+            </m:sub>
+            <m:sup/>
+            <m:e>
+              <m:f>
+                <m:fPr>
+                  <m:ctrlPr>
+                    <w:rPr>
+                      <w:rFonts w:ascii="Cambria Math" w:eastAsia="Times New Roman" w:hAnsi="Cambria Math" w:cs="Times New Roman"/>
+                      <w:sz w:val="24"/>
+                      <w:szCs w:val="24"/>
+                    </w:rPr>
+                  </m:ctrlPr>
+                </m:fPr>
+                <m:num>
+                  <m:r>
+                    <m:rPr>
+                      <m:sty m:val="p"/>
+                    </m:rPr>
+                    <w:rPr>
+                      <w:rFonts w:ascii="Cambria Math" w:eastAsia="Times New Roman" w:hAnsi="Cambria Math" w:cs="Times New Roman"/>
+                      <w:sz w:val="24"/>
+                      <w:szCs w:val="24"/>
+                    </w:rPr>
+                    <m:t>∂</m:t>
+                  </m:r>
+                  <m:r>
+                    <w:rPr>
+                      <w:rFonts w:ascii="Cambria Math" w:eastAsia="Times New Roman" w:hAnsi="Cambria Math" w:cs="Times New Roman"/>
+                      <w:sz w:val="24"/>
+                      <w:szCs w:val="24"/>
+                    </w:rPr>
+                    <m:t>L</m:t>
+                  </m:r>
+                </m:num>
+                <m:den>
+                  <m:r>
+                    <m:rPr>
+                      <m:sty m:val="p"/>
+                    </m:rPr>
+                    <w:rPr>
+                      <w:rFonts w:ascii="Cambria Math" w:eastAsia="Times New Roman" w:hAnsi="Cambria Math" w:cs="Times New Roman"/>
+                      <w:sz w:val="24"/>
+                      <w:szCs w:val="24"/>
+                    </w:rPr>
+                    <m:t>∂</m:t>
+                  </m:r>
+                  <m:sSub>
+                    <m:sSubPr>
+                      <m:ctrlPr>
+                        <w:rPr>
+                          <w:rFonts w:ascii="Cambria Math" w:eastAsia="Times New Roman" w:hAnsi="Cambria Math" w:cs="Times New Roman"/>
+                          <w:sz w:val="24"/>
+                          <w:szCs w:val="24"/>
+                        </w:rPr>
+                      </m:ctrlPr>
+                    </m:sSubPr>
+                    <m:e>
+                      <m:r>
+                        <w:rPr>
+                          <w:rFonts w:ascii="Cambria Math" w:eastAsia="Times New Roman" w:hAnsi="Cambria Math" w:cs="Times New Roman"/>
+                          <w:sz w:val="24"/>
+                          <w:szCs w:val="24"/>
+                        </w:rPr>
+                        <m:t>p</m:t>
+                      </m:r>
+                    </m:e>
+                    <m:sub>
+                      <m:r>
+                        <w:rPr>
+                          <w:rFonts w:ascii="Cambria Math" w:eastAsia="Times New Roman" w:hAnsi="Cambria Math" w:cs="Times New Roman"/>
+                          <w:sz w:val="24"/>
+                          <w:szCs w:val="24"/>
+                        </w:rPr>
+                        <m:t>i</m:t>
+                      </m:r>
+                    </m:sub>
+                  </m:sSub>
+                </m:den>
+              </m:f>
+            </m:e>
+          </m:nary>
+          <m:r>
+            <w:rPr>
+              <w:rFonts w:ascii="Cambria Math" w:eastAsia="Times New Roman" w:hAnsi="Cambria Math" w:cs="Times New Roman"/>
+              <w:sz w:val="24"/>
+              <w:szCs w:val="24"/>
+            </w:rPr>
+            <m:t>⋅</m:t>
+          </m:r>
+          <m:f>
+            <m:fPr>
+              <m:ctrlPr>
+                <w:rPr>
+                  <w:rFonts w:ascii="Cambria Math" w:eastAsia="Times New Roman" w:hAnsi="Cambria Math" w:cs="Times New Roman"/>
+                  <w:sz w:val="24"/>
+                  <w:szCs w:val="24"/>
+                </w:rPr>
+              </m:ctrlPr>
+            </m:fPr>
+            <m:num>
+              <m:r>
+                <m:rPr>
+                  <m:sty m:val="p"/>
+                </m:rPr>
+                <w:rPr>
+                  <w:rFonts w:ascii="Cambria Math" w:eastAsia="Times New Roman" w:hAnsi="Cambria Math" w:cs="Times New Roman"/>
+                  <w:sz w:val="24"/>
+                  <w:szCs w:val="24"/>
+                </w:rPr>
+                <m:t>∂</m:t>
+              </m:r>
+              <m:sSub>
+                <m:sSubPr>
+                  <m:ctrlPr>
+                    <w:rPr>
+                      <w:rFonts w:ascii="Cambria Math" w:eastAsia="Times New Roman" w:hAnsi="Cambria Math" w:cs="Times New Roman"/>
+                      <w:sz w:val="24"/>
+                      <w:szCs w:val="24"/>
+                    </w:rPr>
+                  </m:ctrlPr>
+                </m:sSubPr>
+                <m:e>
+                  <m:r>
+                    <w:rPr>
+                      <w:rFonts w:ascii="Cambria Math" w:eastAsia="Times New Roman" w:hAnsi="Cambria Math" w:cs="Times New Roman"/>
+                      <w:sz w:val="24"/>
+                      <w:szCs w:val="24"/>
+                    </w:rPr>
+                    <m:t>p</m:t>
+                  </m:r>
+                </m:e>
+                <m:sub>
+                  <m:r>
+                    <w:rPr>
+                      <w:rFonts w:ascii="Cambria Math" w:eastAsia="Times New Roman" w:hAnsi="Cambria Math" w:cs="Times New Roman"/>
+                      <w:sz w:val="24"/>
+                      <w:szCs w:val="24"/>
+                    </w:rPr>
+                    <m:t>i</m:t>
+                  </m:r>
+                </m:sub>
+              </m:sSub>
+            </m:num>
+            <m:den>
+              <m:r>
+                <m:rPr>
+                  <m:sty m:val="p"/>
+                </m:rPr>
+                <w:rPr>
+                  <w:rFonts w:ascii="Cambria Math" w:eastAsia="Times New Roman" w:hAnsi="Cambria Math" w:cs="Times New Roman"/>
+                  <w:sz w:val="24"/>
+                  <w:szCs w:val="24"/>
+                </w:rPr>
+                <m:t>∂</m:t>
+              </m:r>
+              <m:sSub>
+                <m:sSubPr>
+                  <m:ctrlPr>
+                    <w:rPr>
+                      <w:rFonts w:ascii="Cambria Math" w:eastAsia="Times New Roman" w:hAnsi="Cambria Math" w:cs="Times New Roman"/>
+                      <w:sz w:val="24"/>
+                      <w:szCs w:val="24"/>
+                    </w:rPr>
+                  </m:ctrlPr>
+                </m:sSubPr>
+                <m:e>
+                  <m:r>
+                    <w:rPr>
+                      <w:rFonts w:ascii="Cambria Math" w:eastAsia="Times New Roman" w:hAnsi="Cambria Math" w:cs="Times New Roman"/>
+                      <w:sz w:val="24"/>
+                      <w:szCs w:val="24"/>
+                    </w:rPr>
+                    <m:t>z</m:t>
+                  </m:r>
+                </m:e>
+                <m:sub>
+                  <m:r>
+                    <w:rPr>
+                      <w:rFonts w:ascii="Cambria Math" w:eastAsia="Times New Roman" w:hAnsi="Cambria Math" w:cs="Times New Roman"/>
+                      <w:sz w:val="24"/>
+                      <w:szCs w:val="24"/>
+                    </w:rPr>
+                    <m:t>k</m:t>
+                  </m:r>
+                </m:sub>
+              </m:sSub>
+            </m:den>
+          </m:f>
+          <m:r>
+            <w:rPr>
+              <w:rFonts w:ascii="Cambria Math" w:eastAsia="Times New Roman" w:hAnsi="Cambria Math" w:cs="Times New Roman"/>
+              <w:sz w:val="24"/>
+              <w:szCs w:val="24"/>
+            </w:rPr>
+            <w:br/>
+          </m:r>
+        </m:oMath>
+      </m:oMathPara>
+    </w:p>
+    <w:p>
+      <w:pPr>
+        <w:spacing w:after="0" w:line="240" w:lineRule="auto"/>
+        <w:rPr>
+          <w:rFonts w:ascii="Times New Roman" w:eastAsia="Times New Roman" w:hAnsi="Times New Roman" w:cs="Times New Roman"/>
+          <w:sz w:val="24"/>
+          <w:szCs w:val="24"/>
+        </w:rPr>
+      </w:pPr>
+      <w:r>
+        <w:rPr>
+          <w:rFonts w:ascii="Times New Roman" w:eastAsia="Times New Roman" w:hAnsi="Times New Roman" w:cs="Times New Roman"/>
+          <w:sz w:val="24"/>
+          <w:szCs w:val="24"/>
+        </w:rPr>
+        <w:pict w14:anchorId="0D23C4EE">
+          <v:rect id="_x0000_i1143" style="width:0;height:1.5pt" o:hralign="center" o:hrstd="t" o:hr="t" fillcolor="#a0a0a0" stroked="f"/>
+        </w:pict>
+      </w:r>
+    </w:p>
+    <w:p>
+      <w:pPr>
+        <w:numPr>
+          <w:ilvl w:val="0"/>
+          <w:numId w:val="17"/>
+        </w:numPr>
+        <w:tabs>
+          <w:tab w:val="clear" w:pos="720"/>
+        </w:tabs>
+        <w:spacing w:before="100" w:beforeAutospacing="1" w:after="100" w:afterAutospacing="1" w:line="240" w:lineRule="auto"/>
+        <w:ind w:left="0" w:firstLine="0"/>
+        <w:outlineLvl w:val="0"/>
+        <w:rPr>
+          <w:rFonts w:ascii="Times New Roman" w:eastAsia="Times New Roman" w:hAnsi="Times New Roman" w:cs="Times New Roman"/>
+          <w:b/>
+          <w:bCs/>
+          <w:kern w:val="36"/>
+          <w:sz w:val="48"/>
+          <w:szCs w:val="48"/>
+        </w:rPr>
+      </w:pPr>
+      <w:r>
+        <w:rPr>
+          <w:rFonts w:ascii="Times New Roman" w:eastAsia="Times New Roman" w:hAnsi="Times New Roman" w:cs="Times New Roman"/>
+          <w:b/>
+          <w:bCs/>
+          <w:kern w:val="36"/>
+          <w:sz w:val="48"/>
+          <w:szCs w:val="48"/>
+        </w:rPr>
+        <w:lastRenderedPageBreak/>
+        <w:t>4️</w:t>
+      </w:r>
+      <w:r>
+        <w:rPr>
+          <w:rFonts w:ascii="Segoe UI Symbol" w:eastAsia="Times New Roman" w:hAnsi="Segoe UI Symbol" w:cs="Segoe UI Symbol"/>
+          <w:b/>
+          <w:bCs/>
+          <w:kern w:val="36"/>
+          <w:sz w:val="48"/>
+          <w:szCs w:val="48"/>
+        </w:rPr>
+        <w:t>⃣</w:t>
+      </w:r>
+      <w:r>
+        <w:rPr>
+          <w:rFonts w:ascii="Times New Roman" w:eastAsia="Times New Roman" w:hAnsi="Times New Roman" w:cs="Times New Roman"/>
+          <w:b/>
+          <w:bCs/>
+          <w:kern w:val="36"/>
+          <w:sz w:val="48"/>
+          <w:szCs w:val="48"/>
+        </w:rPr>
+        <w:t xml:space="preserve"> First Term: </w:t>
+      </w:r>
+      <w:proofErr w:type="gramStart"/>
+      <w:r>
+        <w:rPr>
+          <w:rFonts w:ascii="Times New Roman" w:eastAsia="Times New Roman" w:hAnsi="Times New Roman" w:cs="Times New Roman"/>
+          <w:b/>
+          <w:bCs/>
+          <w:kern w:val="36"/>
+          <w:sz w:val="48"/>
+          <w:szCs w:val="48"/>
+        </w:rPr>
+        <w:t>( \</w:t>
+      </w:r>
+      <w:proofErr w:type="gramEnd"/>
+      <w:r>
+        <w:rPr>
+          <w:rFonts w:ascii="Times New Roman" w:eastAsia="Times New Roman" w:hAnsi="Times New Roman" w:cs="Times New Roman"/>
+          <w:b/>
+          <w:bCs/>
+          <w:kern w:val="36"/>
+          <w:sz w:val="48"/>
+          <w:szCs w:val="48"/>
+        </w:rPr>
+        <w:t>frac</w:t>
+      </w:r>
+    </w:p>
+    <w:p>
+      <w:pPr>
+        <w:spacing w:after="0" w:line="240" w:lineRule="auto"/>
+        <w:rPr>
+          <w:rFonts w:ascii="Times New Roman" w:eastAsia="Times New Roman" w:hAnsi="Times New Roman" w:cs="Times New Roman"/>
+          <w:sz w:val="24"/>
+          <w:szCs w:val="24"/>
+        </w:rPr>
+      </w:pPr>
+      <w:r>
+        <w:rPr>
+          <w:rFonts w:ascii="Times New Roman" w:eastAsia="Times New Roman" w:hAnsi="Times New Roman" w:cs="Times New Roman"/>
+          <w:sz w:val="24"/>
+          <w:szCs w:val="24"/>
+        </w:rPr>
+        <w:t>regenerate</w:t>
+      </w:r>
     </w:p>
     <w:p>
       <w:pPr>
@@ -6020,7 +7234,6 @@
         </w:rPr>
         <w:t xml:space="preserve">for </w:t>
       </w:r>
-      <w:proofErr w:type="spellStart"/>
       <w:r>
         <w:rPr>
           <w:rFonts w:ascii="Times New Roman" w:eastAsia="Times New Roman" w:hAnsi="Times New Roman" w:cs="Times New Roman"/>
@@ -6029,18 +7242,7 @@
           <w:sz w:val="24"/>
           <w:szCs w:val="24"/>
         </w:rPr>
-        <w:t>softmax</w:t>
-      </w:r>
-      <w:proofErr w:type="spellEnd"/>
-      <w:r>
-        <w:rPr>
-          <w:rFonts w:ascii="Times New Roman" w:eastAsia="Times New Roman" w:hAnsi="Times New Roman" w:cs="Times New Roman"/>
-          <w:b/>
-          <w:bCs/>
-          <w:sz w:val="24"/>
-          <w:szCs w:val="24"/>
-        </w:rPr>
-        <w:t xml:space="preserve"> + cross-entropy</w:t>
+        <w:t>softmax + cross-entropy</w:t>
       </w:r>
       <w:r>
         <w:rPr>
@@ -6084,8 +7286,8 @@
           <w:sz w:val="24"/>
           <w:szCs w:val="24"/>
         </w:rPr>
-        <w:pict w14:anchorId="0410D0B1">
-          <v:rect id="_x0000_i1079" style="width:0;height:1.5pt" o:hralign="center" o:hrstd="t" o:hr="t" fillcolor="#a0a0a0" stroked="f"/>
+        <w:pict w14:anchorId="304685BA">
+          <v:rect id="_x0000_i1144" style="width:0;height:1.5pt" o:hralign="center" o:hrstd="t" o:hr="t" fillcolor="#a0a0a0" stroked="f"/>
         </w:pict>
       </w:r>
     </w:p>
@@ -6093,7 +7295,7 @@
       <w:pPr>
         <w:numPr>
           <w:ilvl w:val="0"/>
-          <w:numId w:val="14"/>
+          <w:numId w:val="17"/>
         </w:numPr>
         <w:tabs>
           <w:tab w:val="clear" w:pos="720"/>
@@ -6303,44 +7505,26 @@
           <w:sz w:val="24"/>
           <w:szCs w:val="24"/>
         </w:rPr>
-        <w:t xml:space="preserve">These are the raw scores before </w:t>
+        <w:t>These are the raw scores before softmax.</w:t>
       </w:r>
-      <w:proofErr w:type="spellStart"/>
+    </w:p>
+    <w:p>
+      <w:pPr>
+        <w:spacing w:after="0" w:line="240" w:lineRule="auto"/>
+        <w:rPr>
+          <w:rFonts w:ascii="Times New Roman" w:eastAsia="Times New Roman" w:hAnsi="Times New Roman" w:cs="Times New Roman"/>
+          <w:sz w:val="24"/>
+          <w:szCs w:val="24"/>
+        </w:rPr>
+      </w:pPr>
       <w:r>
         <w:rPr>
           <w:rFonts w:ascii="Times New Roman" w:eastAsia="Times New Roman" w:hAnsi="Times New Roman" w:cs="Times New Roman"/>
           <w:sz w:val="24"/>
           <w:szCs w:val="24"/>
         </w:rPr>
-        <w:t>softmax</w:t>
-      </w:r>
-      <w:proofErr w:type="spellEnd"/>
-      <w:r>
-        <w:rPr>
-          <w:rFonts w:ascii="Times New Roman" w:eastAsia="Times New Roman" w:hAnsi="Times New Roman" w:cs="Times New Roman"/>
-          <w:sz w:val="24"/>
-          <w:szCs w:val="24"/>
-        </w:rPr>
-        <w:t>.</w:t>
-      </w:r>
-    </w:p>
-    <w:p>
-      <w:pPr>
-        <w:spacing w:after="0" w:line="240" w:lineRule="auto"/>
-        <w:rPr>
-          <w:rFonts w:ascii="Times New Roman" w:eastAsia="Times New Roman" w:hAnsi="Times New Roman" w:cs="Times New Roman"/>
-          <w:sz w:val="24"/>
-          <w:szCs w:val="24"/>
-        </w:rPr>
-      </w:pPr>
-      <w:r>
-        <w:rPr>
-          <w:rFonts w:ascii="Times New Roman" w:eastAsia="Times New Roman" w:hAnsi="Times New Roman" w:cs="Times New Roman"/>
-          <w:sz w:val="24"/>
-          <w:szCs w:val="24"/>
-        </w:rPr>
-        <w:pict w14:anchorId="1422D698">
-          <v:rect id="_x0000_i1080" style="width:0;height:1.5pt" o:hralign="center" o:hrstd="t" o:hr="t" fillcolor="#a0a0a0" stroked="f"/>
+        <w:pict w14:anchorId="1C84EAF1">
+          <v:rect id="_x0000_i1145" style="width:0;height:1.5pt" o:hralign="center" o:hrstd="t" o:hr="t" fillcolor="#a0a0a0" stroked="f"/>
         </w:pict>
       </w:r>
     </w:p>
@@ -6348,7 +7532,7 @@
       <w:pPr>
         <w:numPr>
           <w:ilvl w:val="0"/>
-          <w:numId w:val="14"/>
+          <w:numId w:val="17"/>
         </w:numPr>
         <w:tabs>
           <w:tab w:val="clear" w:pos="720"/>
@@ -6374,31 +7558,7 @@
           <w:sz w:val="48"/>
           <w:szCs w:val="48"/>
         </w:rPr>
-        <w:t xml:space="preserve">2. </w:t>
-      </w:r>
-      <w:proofErr w:type="spellStart"/>
-      <w:r>
-        <w:rPr>
-          <w:rFonts w:ascii="Times New Roman" w:eastAsia="Times New Roman" w:hAnsi="Times New Roman" w:cs="Times New Roman"/>
-          <w:b/>
-          <w:bCs/>
-          <w:kern w:val="36"/>
-          <w:sz w:val="48"/>
-          <w:szCs w:val="48"/>
-        </w:rPr>
-        <w:t>Softmax</w:t>
-      </w:r>
-      <w:proofErr w:type="spellEnd"/>
-      <w:r>
-        <w:rPr>
-          <w:rFonts w:ascii="Times New Roman" w:eastAsia="Times New Roman" w:hAnsi="Times New Roman" w:cs="Times New Roman"/>
-          <w:b/>
-          <w:bCs/>
-          <w:kern w:val="36"/>
-          <w:sz w:val="48"/>
-          <w:szCs w:val="48"/>
-        </w:rPr>
-        <w:t xml:space="preserve"> definition</w:t>
+        <w:t>2. Softmax definition</w:t>
       </w:r>
     </w:p>
     <w:p>
@@ -6966,8 +8126,8 @@
           <w:sz w:val="24"/>
           <w:szCs w:val="24"/>
         </w:rPr>
-        <w:pict w14:anchorId="178F32DA">
-          <v:rect id="_x0000_i1081" style="width:0;height:1.5pt" o:hralign="center" o:hrstd="t" o:hr="t" fillcolor="#a0a0a0" stroked="f"/>
+        <w:pict w14:anchorId="3235E622">
+          <v:rect id="_x0000_i1146" style="width:0;height:1.5pt" o:hralign="center" o:hrstd="t" o:hr="t" fillcolor="#a0a0a0" stroked="f"/>
         </w:pict>
       </w:r>
     </w:p>
@@ -6975,7 +8135,7 @@
       <w:pPr>
         <w:numPr>
           <w:ilvl w:val="0"/>
-          <w:numId w:val="14"/>
+          <w:numId w:val="17"/>
         </w:numPr>
         <w:tabs>
           <w:tab w:val="clear" w:pos="720"/>
@@ -7270,8 +8430,8 @@
           <w:sz w:val="24"/>
           <w:szCs w:val="24"/>
         </w:rPr>
-        <w:pict w14:anchorId="6B9EA06C">
-          <v:rect id="_x0000_i1082" style="width:0;height:1.5pt" o:hralign="center" o:hrstd="t" o:hr="t" fillcolor="#a0a0a0" stroked="f"/>
+        <w:pict w14:anchorId="58CA843C">
+          <v:rect id="_x0000_i1147" style="width:0;height:1.5pt" o:hralign="center" o:hrstd="t" o:hr="t" fillcolor="#a0a0a0" stroked="f"/>
         </w:pict>
       </w:r>
     </w:p>
@@ -7279,7 +8439,7 @@
       <w:pPr>
         <w:numPr>
           <w:ilvl w:val="0"/>
-          <w:numId w:val="14"/>
+          <w:numId w:val="17"/>
         </w:numPr>
         <w:tabs>
           <w:tab w:val="clear" w:pos="720"/>
@@ -7498,8 +8658,8 @@
           <w:sz w:val="24"/>
           <w:szCs w:val="24"/>
         </w:rPr>
-        <w:pict w14:anchorId="3F7D3729">
-          <v:rect id="_x0000_i1083" style="width:0;height:1.5pt" o:hralign="center" o:hrstd="t" o:hr="t" fillcolor="#a0a0a0" stroked="f"/>
+        <w:pict w14:anchorId="6C3FE27D">
+          <v:rect id="_x0000_i1148" style="width:0;height:1.5pt" o:hralign="center" o:hrstd="t" o:hr="t" fillcolor="#a0a0a0" stroked="f"/>
         </w:pict>
       </w:r>
     </w:p>
@@ -7507,7 +8667,7 @@
       <w:pPr>
         <w:numPr>
           <w:ilvl w:val="0"/>
-          <w:numId w:val="14"/>
+          <w:numId w:val="17"/>
         </w:numPr>
         <w:tabs>
           <w:tab w:val="clear" w:pos="720"/>
@@ -8044,7 +9204,7 @@
       <w:pPr>
         <w:numPr>
           <w:ilvl w:val="0"/>
-          <w:numId w:val="14"/>
+          <w:numId w:val="17"/>
         </w:numPr>
         <w:spacing w:before="100" w:beforeAutospacing="1" w:after="100" w:afterAutospacing="1" w:line="240" w:lineRule="auto"/>
         <w:rPr>
@@ -8136,7 +9296,7 @@
       <w:pPr>
         <w:numPr>
           <w:ilvl w:val="0"/>
-          <w:numId w:val="14"/>
+          <w:numId w:val="17"/>
         </w:numPr>
         <w:spacing w:before="100" w:beforeAutospacing="1" w:after="100" w:afterAutospacing="1" w:line="240" w:lineRule="auto"/>
         <w:rPr>
@@ -8262,8 +9422,9 @@
           <w:sz w:val="24"/>
           <w:szCs w:val="24"/>
         </w:rPr>
-        <w:pict w14:anchorId="41B9F756">
-          <v:rect id="_x0000_i1084" style="width:0;height:1.5pt" o:hralign="center" o:hrstd="t" o:hr="t" fillcolor="#a0a0a0" stroked="f"/>
+        <w:lastRenderedPageBreak/>
+        <w:pict w14:anchorId="69E0B671">
+          <v:rect id="_x0000_i1149" style="width:0;height:1.5pt" o:hralign="center" o:hrstd="t" o:hr="t" fillcolor="#a0a0a0" stroked="f"/>
         </w:pict>
       </w:r>
     </w:p>
@@ -8271,7 +9432,7 @@
       <w:pPr>
         <w:numPr>
           <w:ilvl w:val="0"/>
-          <w:numId w:val="14"/>
+          <w:numId w:val="17"/>
         </w:numPr>
         <w:tabs>
           <w:tab w:val="clear" w:pos="720"/>
@@ -8297,7 +9458,6 @@
           <w:sz w:val="48"/>
           <w:szCs w:val="48"/>
         </w:rPr>
-        <w:lastRenderedPageBreak/>
         <w:t xml:space="preserve">6. First piece: derivative of loss with respect to </w:t>
       </w:r>
       <m:oMath>
@@ -8776,8 +9936,8 @@
           <w:sz w:val="24"/>
           <w:szCs w:val="24"/>
         </w:rPr>
-        <w:pict w14:anchorId="1652771C">
-          <v:rect id="_x0000_i1085" style="width:0;height:1.5pt" o:hralign="center" o:hrstd="t" o:hr="t" fillcolor="#a0a0a0" stroked="f"/>
+        <w:pict w14:anchorId="6CC3EF94">
+          <v:rect id="_x0000_i1150" style="width:0;height:1.5pt" o:hralign="center" o:hrstd="t" o:hr="t" fillcolor="#a0a0a0" stroked="f"/>
         </w:pict>
       </w:r>
     </w:p>
@@ -8785,7 +9945,7 @@
       <w:pPr>
         <w:numPr>
           <w:ilvl w:val="0"/>
-          <w:numId w:val="14"/>
+          <w:numId w:val="17"/>
         </w:numPr>
         <w:tabs>
           <w:tab w:val="clear" w:pos="720"/>
@@ -8811,21 +9971,8 @@
           <w:sz w:val="48"/>
           <w:szCs w:val="48"/>
         </w:rPr>
-        <w:t xml:space="preserve">7. Second piece: derivative of </w:t>
+        <w:t>7. Second piece: derivative of softmax</w:t>
       </w:r>
-      <w:proofErr w:type="spellStart"/>
-      <w:r>
-        <w:rPr>
-          <w:rFonts w:ascii="Times New Roman" w:eastAsia="Times New Roman" w:hAnsi="Times New Roman" w:cs="Times New Roman"/>
-          <w:b/>
-          <w:bCs/>
-          <w:kern w:val="36"/>
-          <w:sz w:val="48"/>
-          <w:szCs w:val="48"/>
-        </w:rPr>
-        <w:t>softmax</w:t>
-      </w:r>
-      <w:proofErr w:type="spellEnd"/>
     </w:p>
     <w:p>
       <w:pPr>
@@ -9201,8 +10348,8 @@
           <w:sz w:val="24"/>
           <w:szCs w:val="24"/>
         </w:rPr>
-        <w:pict w14:anchorId="74B030FB">
-          <v:rect id="_x0000_i1086" style="width:0;height:1.5pt" o:hralign="center" o:hrstd="t" o:hr="t" fillcolor="#a0a0a0" stroked="f"/>
+        <w:pict w14:anchorId="33CAFB80">
+          <v:rect id="_x0000_i1151" style="width:0;height:1.5pt" o:hralign="center" o:hrstd="t" o:hr="t" fillcolor="#a0a0a0" stroked="f"/>
         </w:pict>
       </w:r>
     </w:p>
@@ -9210,7 +10357,7 @@
       <w:pPr>
         <w:numPr>
           <w:ilvl w:val="0"/>
-          <w:numId w:val="14"/>
+          <w:numId w:val="17"/>
         </w:numPr>
         <w:tabs>
           <w:tab w:val="clear" w:pos="720"/>
@@ -9403,6 +10550,7 @@
           <w:sz w:val="24"/>
           <w:szCs w:val="24"/>
         </w:rPr>
+        <w:lastRenderedPageBreak/>
         <w:t xml:space="preserve">Differentiate with respect to </w:t>
       </w:r>
       <m:oMath>
@@ -10577,8 +11725,8 @@
           <w:sz w:val="24"/>
           <w:szCs w:val="24"/>
         </w:rPr>
-        <w:pict w14:anchorId="2653F5C9">
-          <v:rect id="_x0000_i1087" style="width:0;height:1.5pt" o:hralign="center" o:hrstd="t" o:hr="t" fillcolor="#a0a0a0" stroked="f"/>
+        <w:pict w14:anchorId="0D1F255C">
+          <v:rect id="_x0000_i1152" style="width:0;height:1.5pt" o:hralign="center" o:hrstd="t" o:hr="t" fillcolor="#a0a0a0" stroked="f"/>
         </w:pict>
       </w:r>
     </w:p>
@@ -10586,7 +11734,7 @@
       <w:pPr>
         <w:numPr>
           <w:ilvl w:val="0"/>
-          <w:numId w:val="14"/>
+          <w:numId w:val="17"/>
         </w:numPr>
         <w:tabs>
           <w:tab w:val="clear" w:pos="720"/>
@@ -11347,8 +12495,8 @@
           <w:sz w:val="24"/>
           <w:szCs w:val="24"/>
         </w:rPr>
-        <w:pict w14:anchorId="7E08E95F">
-          <v:rect id="_x0000_i1088" style="width:0;height:1.5pt" o:hralign="center" o:hrstd="t" o:hr="t" fillcolor="#a0a0a0" stroked="f"/>
+        <w:pict w14:anchorId="7EE8F550">
+          <v:rect id="_x0000_i1153" style="width:0;height:1.5pt" o:hralign="center" o:hrstd="t" o:hr="t" fillcolor="#a0a0a0" stroked="f"/>
         </w:pict>
       </w:r>
     </w:p>
@@ -11356,7 +12504,7 @@
       <w:pPr>
         <w:numPr>
           <w:ilvl w:val="0"/>
-          <w:numId w:val="14"/>
+          <w:numId w:val="17"/>
         </w:numPr>
         <w:tabs>
           <w:tab w:val="clear" w:pos="720"/>
@@ -11410,25 +12558,7 @@
           <w:sz w:val="24"/>
           <w:szCs w:val="24"/>
         </w:rPr>
-        <w:t xml:space="preserve"> the </w:t>
-      </w:r>
-      <w:proofErr w:type="spellStart"/>
-      <w:r>
-        <w:rPr>
-          <w:rFonts w:ascii="Times New Roman" w:eastAsia="Times New Roman" w:hAnsi="Times New Roman" w:cs="Times New Roman"/>
-          <w:sz w:val="24"/>
-          <w:szCs w:val="24"/>
-        </w:rPr>
-        <w:t>softmax</w:t>
-      </w:r>
-      <w:proofErr w:type="spellEnd"/>
-      <w:r>
-        <w:rPr>
-          <w:rFonts w:ascii="Times New Roman" w:eastAsia="Times New Roman" w:hAnsi="Times New Roman" w:cs="Times New Roman"/>
-          <w:sz w:val="24"/>
-          <w:szCs w:val="24"/>
-        </w:rPr>
-        <w:t xml:space="preserve"> derivative is:</w:t>
+        <w:t xml:space="preserve"> the softmax derivative is:</w:t>
       </w:r>
     </w:p>
     <w:p>
@@ -11813,8 +12943,8 @@
           <w:sz w:val="24"/>
           <w:szCs w:val="24"/>
         </w:rPr>
-        <w:pict w14:anchorId="36EDDB0C">
-          <v:rect id="_x0000_i1089" style="width:0;height:1.5pt" o:hralign="center" o:hrstd="t" o:hr="t" fillcolor="#a0a0a0" stroked="f"/>
+        <w:pict w14:anchorId="4A17F56C">
+          <v:rect id="_x0000_i1154" style="width:0;height:1.5pt" o:hralign="center" o:hrstd="t" o:hr="t" fillcolor="#a0a0a0" stroked="f"/>
         </w:pict>
       </w:r>
     </w:p>
@@ -11822,7 +12952,7 @@
       <w:pPr>
         <w:numPr>
           <w:ilvl w:val="0"/>
-          <w:numId w:val="14"/>
+          <w:numId w:val="17"/>
         </w:numPr>
         <w:tabs>
           <w:tab w:val="clear" w:pos="720"/>
@@ -11848,6 +12978,7 @@
           <w:sz w:val="48"/>
           <w:szCs w:val="48"/>
         </w:rPr>
+        <w:lastRenderedPageBreak/>
         <w:t>9. Plug into the chain rule</w:t>
       </w:r>
     </w:p>
@@ -11866,7 +12997,6 @@
           <w:sz w:val="24"/>
           <w:szCs w:val="24"/>
         </w:rPr>
-        <w:lastRenderedPageBreak/>
         <w:t>Recall:</w:t>
       </w:r>
     </w:p>
@@ -12566,7 +13696,7 @@
       <w:pPr>
         <w:numPr>
           <w:ilvl w:val="0"/>
-          <w:numId w:val="15"/>
+          <w:numId w:val="18"/>
         </w:numPr>
         <w:spacing w:before="100" w:beforeAutospacing="1" w:after="100" w:afterAutospacing="1" w:line="240" w:lineRule="auto"/>
         <w:rPr>
@@ -12598,7 +13728,7 @@
       <w:pPr>
         <w:numPr>
           <w:ilvl w:val="0"/>
-          <w:numId w:val="15"/>
+          <w:numId w:val="18"/>
         </w:numPr>
         <w:spacing w:before="100" w:beforeAutospacing="1" w:after="100" w:afterAutospacing="1" w:line="240" w:lineRule="auto"/>
         <w:rPr>
@@ -12760,7 +13890,6 @@
           </m:r>
           <m:d>
             <m:dPr>
-              <m:sepChr m:val="−"/>
               <m:ctrlPr>
                 <w:rPr>
                   <w:rFonts w:ascii="Cambria Math" w:eastAsia="Times New Roman" w:hAnsi="Cambria Math" w:cs="Times New Roman"/>
@@ -12769,8 +13898,15 @@
                 </w:rPr>
               </m:ctrlPr>
             </m:dPr>
-            <m:e/>
             <m:e>
+              <m:r>
+                <w:rPr>
+                  <w:rFonts w:ascii="Cambria Math" w:eastAsia="Times New Roman" w:hAnsi="Cambria Math" w:cs="Times New Roman"/>
+                  <w:sz w:val="24"/>
+                  <w:szCs w:val="24"/>
+                </w:rPr>
+                <m:t>-</m:t>
+              </m:r>
               <m:f>
                 <m:fPr>
                   <m:ctrlPr>
@@ -13178,8 +14314,8 @@
           <w:sz w:val="24"/>
           <w:szCs w:val="24"/>
         </w:rPr>
-        <w:pict w14:anchorId="5DF926D0">
-          <v:rect id="_x0000_i1090" style="width:0;height:1.5pt" o:hralign="center" o:hrstd="t" o:hr="t" fillcolor="#a0a0a0" stroked="f"/>
+        <w:pict w14:anchorId="142F17B7">
+          <v:rect id="_x0000_i1155" style="width:0;height:1.5pt" o:hralign="center" o:hrstd="t" o:hr="t" fillcolor="#a0a0a0" stroked="f"/>
         </w:pict>
       </w:r>
     </w:p>
@@ -13187,7 +14323,7 @@
       <w:pPr>
         <w:numPr>
           <w:ilvl w:val="0"/>
-          <w:numId w:val="14"/>
+          <w:numId w:val="17"/>
         </w:numPr>
         <w:tabs>
           <w:tab w:val="clear" w:pos="720"/>
@@ -13220,7 +14356,8 @@
       <w:pPr>
         <w:spacing w:after="0" w:line="240" w:lineRule="auto"/>
         <w:rPr>
-          <w:rFonts w:ascii="Times New Roman" w:eastAsia="Times New Roman" w:hAnsi="Times New Roman" w:cs="Times New Roman"/>
+          <w:rFonts w:ascii="Cambria Math" w:eastAsia="Times New Roman" w:hAnsi="Cambria Math" w:cs="Times New Roman"/>
+          <w:i/>
           <w:sz w:val="24"/>
           <w:szCs w:val="24"/>
         </w:rPr>
@@ -13229,7 +14366,6 @@
         <m:oMath>
           <m:d>
             <m:dPr>
-              <m:sepChr m:val="−"/>
               <m:ctrlPr>
                 <w:rPr>
                   <w:rFonts w:ascii="Cambria Math" w:eastAsia="Times New Roman" w:hAnsi="Cambria Math" w:cs="Times New Roman"/>
@@ -13238,8 +14374,15 @@
                 </w:rPr>
               </m:ctrlPr>
             </m:dPr>
-            <m:e/>
             <m:e>
+              <m:r>
+                <w:rPr>
+                  <w:rFonts w:ascii="Cambria Math" w:eastAsia="Times New Roman" w:hAnsi="Cambria Math" w:cs="Times New Roman"/>
+                  <w:sz w:val="24"/>
+                  <w:szCs w:val="24"/>
+                </w:rPr>
+                <m:t>-</m:t>
+              </m:r>
               <m:f>
                 <m:fPr>
                   <m:ctrlPr>
@@ -13395,7 +14538,15 @@
               <w:sz w:val="24"/>
               <w:szCs w:val="24"/>
             </w:rPr>
-            <m:t>)=-</m:t>
+            <m:t>)</m:t>
+          </m:r>
+          <m:r>
+            <w:rPr>
+              <w:rFonts w:ascii="Cambria Math" w:eastAsia="Times New Roman" w:hAnsi="Cambria Math" w:cs="Times New Roman"/>
+              <w:sz w:val="24"/>
+              <w:szCs w:val="24"/>
+            </w:rPr>
+            <m:t>=-</m:t>
           </m:r>
           <m:sSub>
             <m:sSubPr>
@@ -13475,6 +14626,232 @@
             </w:rPr>
             <m:t>)</m:t>
           </m:r>
+        </m:oMath>
+      </m:oMathPara>
+    </w:p>
+    <w:p>
+      <w:pPr>
+        <w:spacing w:after="0" w:line="240" w:lineRule="auto"/>
+        <w:rPr>
+          <w:rFonts w:ascii="Cambria Math" w:eastAsia="Times New Roman" w:hAnsi="Cambria Math" w:cs="Times New Roman"/>
+          <w:i/>
+          <w:sz w:val="24"/>
+          <w:szCs w:val="24"/>
+        </w:rPr>
+      </w:pPr>
+    </w:p>
+    <w:p>
+      <w:pPr>
+        <w:spacing w:after="0" w:line="240" w:lineRule="auto"/>
+        <w:rPr>
+          <w:rFonts w:ascii="Times New Roman" w:eastAsia="Times New Roman" w:hAnsi="Times New Roman" w:cs="Times New Roman"/>
+          <w:sz w:val="24"/>
+          <w:szCs w:val="24"/>
+        </w:rPr>
+      </w:pPr>
+      <m:oMathPara>
+        <m:oMath>
+          <m:r>
+            <w:rPr>
+              <w:rFonts w:ascii="Cambria Math" w:eastAsia="Times New Roman" w:hAnsi="Cambria Math" w:cs="Times New Roman"/>
+              <w:sz w:val="24"/>
+              <w:szCs w:val="24"/>
+            </w:rPr>
+            <m:t>f</m:t>
+          </m:r>
+          <m:d>
+            <m:dPr>
+              <m:ctrlPr>
+                <w:rPr>
+                  <w:rFonts w:ascii="Cambria Math" w:eastAsia="Times New Roman" w:hAnsi="Cambria Math" w:cs="Times New Roman"/>
+                  <w:sz w:val="24"/>
+                  <w:szCs w:val="24"/>
+                </w:rPr>
+              </m:ctrlPr>
+            </m:dPr>
+            <m:e>
+              <m:r>
+                <w:rPr>
+                  <w:rFonts w:ascii="Cambria Math" w:eastAsia="Times New Roman" w:hAnsi="Cambria Math" w:cs="Times New Roman"/>
+                  <w:sz w:val="24"/>
+                  <w:szCs w:val="24"/>
+                </w:rPr>
+                <m:t>x</m:t>
+              </m:r>
+            </m:e>
+          </m:d>
+          <m:r>
+            <w:rPr>
+              <w:rFonts w:ascii="Cambria Math" w:eastAsia="Times New Roman" w:hAnsi="Cambria Math" w:cs="Times New Roman"/>
+              <w:sz w:val="24"/>
+              <w:szCs w:val="24"/>
+            </w:rPr>
+            <m:t>=</m:t>
+          </m:r>
+          <m:sSub>
+            <m:sSubPr>
+              <m:ctrlPr>
+                <w:rPr>
+                  <w:rFonts w:ascii="Cambria Math" w:eastAsia="Times New Roman" w:hAnsi="Cambria Math" w:cs="Times New Roman"/>
+                  <w:sz w:val="24"/>
+                  <w:szCs w:val="24"/>
+                </w:rPr>
+              </m:ctrlPr>
+            </m:sSubPr>
+            <m:e>
+              <m:r>
+                <w:rPr>
+                  <w:rFonts w:ascii="Cambria Math" w:eastAsia="Times New Roman" w:hAnsi="Cambria Math" w:cs="Times New Roman"/>
+                  <w:sz w:val="24"/>
+                  <w:szCs w:val="24"/>
+                </w:rPr>
+                <m:t>a</m:t>
+              </m:r>
+            </m:e>
+            <m:sub>
+              <m:r>
+                <w:rPr>
+                  <w:rFonts w:ascii="Cambria Math" w:eastAsia="Times New Roman" w:hAnsi="Cambria Math" w:cs="Times New Roman"/>
+                  <w:sz w:val="24"/>
+                  <w:szCs w:val="24"/>
+                </w:rPr>
+                <m:t>0</m:t>
+              </m:r>
+            </m:sub>
+          </m:sSub>
+          <m:r>
+            <w:rPr>
+              <w:rFonts w:ascii="Cambria Math" w:eastAsia="Times New Roman" w:hAnsi="Cambria Math" w:cs="Times New Roman"/>
+              <w:sz w:val="24"/>
+              <w:szCs w:val="24"/>
+            </w:rPr>
+            <m:t>+</m:t>
+          </m:r>
+          <m:nary>
+            <m:naryPr>
+              <m:chr m:val="∑"/>
+              <m:grow m:val="1"/>
+              <m:ctrlPr>
+                <w:rPr>
+                  <w:rFonts w:ascii="Cambria Math" w:eastAsia="Times New Roman" w:hAnsi="Cambria Math" w:cs="Times New Roman"/>
+                  <w:sz w:val="24"/>
+                  <w:szCs w:val="24"/>
+                </w:rPr>
+              </m:ctrlPr>
+            </m:naryPr>
+            <m:sub>
+              <m:r>
+                <w:rPr>
+                  <w:rFonts w:ascii="Cambria Math" w:eastAsia="Times New Roman" w:hAnsi="Cambria Math" w:cs="Times New Roman"/>
+                  <w:sz w:val="24"/>
+                  <w:szCs w:val="24"/>
+                </w:rPr>
+                <m:t>n=1</m:t>
+              </m:r>
+            </m:sub>
+            <m:sup>
+              <m:r>
+                <w:rPr>
+                  <w:rFonts w:ascii="Cambria Math" w:eastAsia="Times New Roman" w:hAnsi="Cambria Math" w:cs="Times New Roman"/>
+                  <w:sz w:val="24"/>
+                  <w:szCs w:val="24"/>
+                </w:rPr>
+                <m:t>∞</m:t>
+              </m:r>
+            </m:sup>
+            <m:e>
+              <m:d>
+                <m:dPr>
+                  <m:ctrlPr>
+                    <w:rPr>
+                      <w:rFonts w:ascii="Cambria Math" w:eastAsia="Times New Roman" w:hAnsi="Cambria Math" w:cs="Times New Roman"/>
+                      <w:sz w:val="24"/>
+                      <w:szCs w:val="24"/>
+                    </w:rPr>
+                  </m:ctrlPr>
+                </m:dPr>
+                <m:e>
+                  <m:f>
+                    <m:fPr>
+                      <m:ctrlPr>
+                        <w:rPr>
+                          <w:rFonts w:ascii="Cambria Math" w:eastAsia="Times New Roman" w:hAnsi="Cambria Math" w:cs="Times New Roman"/>
+                          <w:sz w:val="24"/>
+                          <w:szCs w:val="24"/>
+                        </w:rPr>
+                      </m:ctrlPr>
+                    </m:fPr>
+                    <m:num>
+                      <m:sSub>
+                        <m:sSubPr>
+                          <m:ctrlPr>
+                            <w:rPr>
+                              <w:rFonts w:ascii="Cambria Math" w:eastAsia="Times New Roman" w:hAnsi="Cambria Math" w:cs="Times New Roman"/>
+                              <w:sz w:val="24"/>
+                              <w:szCs w:val="24"/>
+                            </w:rPr>
+                          </m:ctrlPr>
+                        </m:sSubPr>
+                        <m:e>
+                          <m:r>
+                            <w:rPr>
+                              <w:rFonts w:ascii="Cambria Math" w:eastAsia="Times New Roman" w:hAnsi="Cambria Math" w:cs="Times New Roman"/>
+                              <w:sz w:val="24"/>
+                              <w:szCs w:val="24"/>
+                            </w:rPr>
+                            <m:t>y</m:t>
+                          </m:r>
+                        </m:e>
+                        <m:sub>
+                          <m:r>
+                            <w:rPr>
+                              <w:rFonts w:ascii="Cambria Math" w:eastAsia="Times New Roman" w:hAnsi="Cambria Math" w:cs="Times New Roman"/>
+                              <w:sz w:val="24"/>
+                              <w:szCs w:val="24"/>
+                            </w:rPr>
+                            <m:t>k</m:t>
+                          </m:r>
+                        </m:sub>
+                      </m:sSub>
+                    </m:num>
+                    <m:den>
+                      <m:sSub>
+                        <m:sSubPr>
+                          <m:ctrlPr>
+                            <w:rPr>
+                              <w:rFonts w:ascii="Cambria Math" w:eastAsia="Times New Roman" w:hAnsi="Cambria Math" w:cs="Times New Roman"/>
+                              <w:sz w:val="24"/>
+                              <w:szCs w:val="24"/>
+                            </w:rPr>
+                          </m:ctrlPr>
+                        </m:sSubPr>
+                        <m:e>
+                          <m:r>
+                            <w:rPr>
+                              <w:rFonts w:ascii="Cambria Math" w:eastAsia="Times New Roman" w:hAnsi="Cambria Math" w:cs="Times New Roman"/>
+                              <w:sz w:val="24"/>
+                              <w:szCs w:val="24"/>
+                            </w:rPr>
+                            <m:t>p</m:t>
+                          </m:r>
+                        </m:e>
+                        <m:sub>
+                          <m:r>
+                            <w:rPr>
+                              <w:rFonts w:ascii="Cambria Math" w:eastAsia="Times New Roman" w:hAnsi="Cambria Math" w:cs="Times New Roman"/>
+                              <w:sz w:val="24"/>
+                              <w:szCs w:val="24"/>
+                            </w:rPr>
+                            <m:t>k</m:t>
+                          </m:r>
+                        </m:sub>
+                      </m:sSub>
+                    </m:den>
+                  </m:f>
+                </m:e>
+              </m:d>
+            </m:e>
+          </m:nary>
           <m:r>
             <w:rPr>
               <w:rFonts w:ascii="Cambria Math" w:eastAsia="Times New Roman" w:hAnsi="Cambria Math" w:cs="Times New Roman"/>
@@ -13502,8 +14879,8 @@
           <w:sz w:val="24"/>
           <w:szCs w:val="24"/>
         </w:rPr>
-        <w:pict w14:anchorId="3A52D008">
-          <v:rect id="_x0000_i1091" style="width:0;height:1.5pt" o:hralign="center" o:hrstd="t" o:hr="t" fillcolor="#a0a0a0" stroked="f"/>
+        <w:pict w14:anchorId="6DAD7509">
+          <v:rect id="_x0000_i1156" style="width:0;height:1.5pt" o:hralign="center" o:hrstd="t" o:hr="t" fillcolor="#a0a0a0" stroked="f"/>
         </w:pict>
       </w:r>
     </w:p>
@@ -13511,7 +14888,7 @@
       <w:pPr>
         <w:numPr>
           <w:ilvl w:val="0"/>
-          <w:numId w:val="14"/>
+          <w:numId w:val="17"/>
         </w:numPr>
         <w:tabs>
           <w:tab w:val="clear" w:pos="720"/>
@@ -13608,7 +14985,6 @@
         <m:oMath>
           <m:d>
             <m:dPr>
-              <m:sepChr m:val="−"/>
               <m:ctrlPr>
                 <w:rPr>
                   <w:rFonts w:ascii="Cambria Math" w:eastAsia="Times New Roman" w:hAnsi="Cambria Math" w:cs="Times New Roman"/>
@@ -13617,8 +14993,15 @@
                 </w:rPr>
               </m:ctrlPr>
             </m:dPr>
-            <m:e/>
             <m:e>
+              <m:r>
+                <w:rPr>
+                  <w:rFonts w:ascii="Cambria Math" w:eastAsia="Times New Roman" w:hAnsi="Cambria Math" w:cs="Times New Roman"/>
+                  <w:sz w:val="24"/>
+                  <w:szCs w:val="24"/>
+                </w:rPr>
+                <m:t>-</m:t>
+              </m:r>
               <m:f>
                 <m:fPr>
                   <m:ctrlPr>
@@ -14130,8 +15513,8 @@
           <w:sz w:val="24"/>
           <w:szCs w:val="24"/>
         </w:rPr>
-        <w:pict w14:anchorId="16038DEA">
-          <v:rect id="_x0000_i1092" style="width:0;height:1.5pt" o:hralign="center" o:hrstd="t" o:hr="t" fillcolor="#a0a0a0" stroked="f"/>
+        <w:pict w14:anchorId="326FC4E5">
+          <v:rect id="_x0000_i1157" style="width:0;height:1.5pt" o:hralign="center" o:hrstd="t" o:hr="t" fillcolor="#a0a0a0" stroked="f"/>
         </w:pict>
       </w:r>
     </w:p>
@@ -14139,7 +15522,7 @@
       <w:pPr>
         <w:numPr>
           <w:ilvl w:val="0"/>
-          <w:numId w:val="14"/>
+          <w:numId w:val="17"/>
         </w:numPr>
         <w:tabs>
           <w:tab w:val="clear" w:pos="720"/>
@@ -14692,8 +16075,8 @@
           <w:sz w:val="24"/>
           <w:szCs w:val="24"/>
         </w:rPr>
-        <w:pict w14:anchorId="2167F6AB">
-          <v:rect id="_x0000_i1093" style="width:0;height:1.5pt" o:hralign="center" o:hrstd="t" o:hr="t" fillcolor="#a0a0a0" stroked="f"/>
+        <w:pict w14:anchorId="04E14AF4">
+          <v:rect id="_x0000_i1158" style="width:0;height:1.5pt" o:hralign="center" o:hrstd="t" o:hr="t" fillcolor="#a0a0a0" stroked="f"/>
         </w:pict>
       </w:r>
     </w:p>
@@ -14701,7 +16084,7 @@
       <w:pPr>
         <w:numPr>
           <w:ilvl w:val="0"/>
-          <w:numId w:val="14"/>
+          <w:numId w:val="17"/>
         </w:numPr>
         <w:tabs>
           <w:tab w:val="clear" w:pos="720"/>
@@ -15478,8 +16861,8 @@
           <w:sz w:val="24"/>
           <w:szCs w:val="24"/>
         </w:rPr>
-        <w:pict w14:anchorId="2C6EBB7D">
-          <v:rect id="_x0000_i1094" style="width:0;height:1.5pt" o:hralign="center" o:hrstd="t" o:hr="t" fillcolor="#a0a0a0" stroked="f"/>
+        <w:pict w14:anchorId="52052A3D">
+          <v:rect id="_x0000_i1159" style="width:0;height:1.5pt" o:hralign="center" o:hrstd="t" o:hr="t" fillcolor="#a0a0a0" stroked="f"/>
         </w:pict>
       </w:r>
     </w:p>
@@ -15487,7 +16870,7 @@
       <w:pPr>
         <w:numPr>
           <w:ilvl w:val="0"/>
-          <w:numId w:val="14"/>
+          <w:numId w:val="17"/>
         </w:numPr>
         <w:tabs>
           <w:tab w:val="clear" w:pos="720"/>
@@ -15513,7 +16896,6 @@
           <w:sz w:val="48"/>
           <w:szCs w:val="48"/>
         </w:rPr>
-        <w:lastRenderedPageBreak/>
         <w:t xml:space="preserve">14. </w:t>
       </w:r>
       <w:proofErr w:type="gramStart"/>
@@ -15884,8 +17266,8 @@
           <w:sz w:val="24"/>
           <w:szCs w:val="24"/>
         </w:rPr>
-        <w:pict w14:anchorId="2F1B7B2F">
-          <v:rect id="_x0000_i1095" style="width:0;height:1.5pt" o:hralign="center" o:hrstd="t" o:hr="t" fillcolor="#a0a0a0" stroked="f"/>
+        <w:pict w14:anchorId="2B323775">
+          <v:rect id="_x0000_i1160" style="width:0;height:1.5pt" o:hralign="center" o:hrstd="t" o:hr="t" fillcolor="#a0a0a0" stroked="f"/>
         </w:pict>
       </w:r>
     </w:p>
@@ -15893,7 +17275,7 @@
       <w:pPr>
         <w:numPr>
           <w:ilvl w:val="0"/>
-          <w:numId w:val="14"/>
+          <w:numId w:val="17"/>
         </w:numPr>
         <w:tabs>
           <w:tab w:val="clear" w:pos="720"/>
@@ -15937,25 +17319,7 @@
           <w:sz w:val="24"/>
           <w:szCs w:val="24"/>
         </w:rPr>
-        <w:t xml:space="preserve">Suppose </w:t>
-      </w:r>
-      <w:proofErr w:type="spellStart"/>
-      <w:r>
-        <w:rPr>
-          <w:rFonts w:ascii="Times New Roman" w:eastAsia="Times New Roman" w:hAnsi="Times New Roman" w:cs="Times New Roman"/>
-          <w:sz w:val="24"/>
-          <w:szCs w:val="24"/>
-        </w:rPr>
-        <w:t>softmax</w:t>
-      </w:r>
-      <w:proofErr w:type="spellEnd"/>
-      <w:r>
-        <w:rPr>
-          <w:rFonts w:ascii="Times New Roman" w:eastAsia="Times New Roman" w:hAnsi="Times New Roman" w:cs="Times New Roman"/>
-          <w:sz w:val="24"/>
-          <w:szCs w:val="24"/>
-        </w:rPr>
-        <w:t xml:space="preserve"> output is:</w:t>
+        <w:t>Suppose softmax output is:</w:t>
       </w:r>
     </w:p>
     <w:p>
@@ -16448,8 +17812,8 @@
           <w:sz w:val="24"/>
           <w:szCs w:val="24"/>
         </w:rPr>
-        <w:pict w14:anchorId="4C518C92">
-          <v:rect id="_x0000_i1096" style="width:0;height:1.5pt" o:hralign="center" o:hrstd="t" o:hr="t" fillcolor="#a0a0a0" stroked="f"/>
+        <w:pict w14:anchorId="4086606A">
+          <v:rect id="_x0000_i1161" style="width:0;height:1.5pt" o:hralign="center" o:hrstd="t" o:hr="t" fillcolor="#a0a0a0" stroked="f"/>
         </w:pict>
       </w:r>
     </w:p>
@@ -16457,7 +17821,7 @@
       <w:pPr>
         <w:numPr>
           <w:ilvl w:val="0"/>
-          <w:numId w:val="14"/>
+          <w:numId w:val="17"/>
         </w:numPr>
         <w:tabs>
           <w:tab w:val="clear" w:pos="720"/>
@@ -16538,6 +17902,7 @@
           <w:sz w:val="24"/>
           <w:szCs w:val="24"/>
         </w:rPr>
+        <w:lastRenderedPageBreak/>
         <w:t>This gradient says:</w:t>
       </w:r>
     </w:p>
@@ -16545,7 +17910,7 @@
       <w:pPr>
         <w:numPr>
           <w:ilvl w:val="0"/>
-          <w:numId w:val="16"/>
+          <w:numId w:val="19"/>
         </w:numPr>
         <w:spacing w:before="100" w:beforeAutospacing="1" w:after="100" w:afterAutospacing="1" w:line="240" w:lineRule="auto"/>
         <w:rPr>
@@ -16585,7 +17950,7 @@
       <w:pPr>
         <w:numPr>
           <w:ilvl w:val="0"/>
-          <w:numId w:val="16"/>
+          <w:numId w:val="19"/>
         </w:numPr>
         <w:spacing w:before="100" w:beforeAutospacing="1" w:after="100" w:afterAutospacing="1" w:line="240" w:lineRule="auto"/>
         <w:rPr>
@@ -16636,7 +18001,6 @@
           <w:sz w:val="24"/>
           <w:szCs w:val="24"/>
         </w:rPr>
-        <w:lastRenderedPageBreak/>
         <w:t>That is why this formula is so useful.</w:t>
       </w:r>
     </w:p>
@@ -16655,8 +18019,8 @@
           <w:sz w:val="24"/>
           <w:szCs w:val="24"/>
         </w:rPr>
-        <w:pict w14:anchorId="6F8A965A">
-          <v:rect id="_x0000_i1097" style="width:0;height:1.5pt" o:hralign="center" o:hrstd="t" o:hr="t" fillcolor="#a0a0a0" stroked="f"/>
+        <w:pict w14:anchorId="7E2DA556">
+          <v:rect id="_x0000_i1162" style="width:0;height:1.5pt" o:hralign="center" o:hrstd="t" o:hr="t" fillcolor="#a0a0a0" stroked="f"/>
         </w:pict>
       </w:r>
     </w:p>
@@ -16664,7 +18028,7 @@
       <w:pPr>
         <w:numPr>
           <w:ilvl w:val="0"/>
-          <w:numId w:val="14"/>
+          <w:numId w:val="17"/>
         </w:numPr>
         <w:tabs>
           <w:tab w:val="clear" w:pos="720"/>
@@ -16821,8 +18185,8 @@
           <w:sz w:val="24"/>
           <w:szCs w:val="24"/>
         </w:rPr>
-        <w:pict w14:anchorId="32B6E851">
-          <v:rect id="_x0000_i1098" style="width:0;height:1.5pt" o:hralign="center" o:hrstd="t" o:hr="t" fillcolor="#a0a0a0" stroked="f"/>
+        <w:pict w14:anchorId="382CC47C">
+          <v:rect id="_x0000_i1163" style="width:0;height:1.5pt" o:hralign="center" o:hrstd="t" o:hr="t" fillcolor="#a0a0a0" stroked="f"/>
         </w:pict>
       </w:r>
     </w:p>
@@ -16830,7 +18194,7 @@
       <w:pPr>
         <w:numPr>
           <w:ilvl w:val="0"/>
-          <w:numId w:val="14"/>
+          <w:numId w:val="17"/>
         </w:numPr>
         <w:tabs>
           <w:tab w:val="clear" w:pos="720"/>
@@ -16892,25 +18256,7 @@
           <w:sz w:val="24"/>
           <w:szCs w:val="24"/>
         </w:rPr>
-        <w:t xml:space="preserve">Instead of a very complicated derivative, </w:t>
-      </w:r>
-      <w:proofErr w:type="spellStart"/>
-      <w:r>
-        <w:rPr>
-          <w:rFonts w:ascii="Times New Roman" w:eastAsia="Times New Roman" w:hAnsi="Times New Roman" w:cs="Times New Roman"/>
-          <w:sz w:val="24"/>
-          <w:szCs w:val="24"/>
-        </w:rPr>
-        <w:t>softmax</w:t>
-      </w:r>
-      <w:proofErr w:type="spellEnd"/>
-      <w:r>
-        <w:rPr>
-          <w:rFonts w:ascii="Times New Roman" w:eastAsia="Times New Roman" w:hAnsi="Times New Roman" w:cs="Times New Roman"/>
-          <w:sz w:val="24"/>
-          <w:szCs w:val="24"/>
-        </w:rPr>
-        <w:t xml:space="preserve"> + cross-entropy collapses to:</w:t>
+        <w:t>Instead of a very complicated derivative, softmax + cross-entropy collapses to:</w:t>
       </w:r>
     </w:p>
     <w:p>
@@ -17100,13 +18446,7 @@
     </w:p>
     <w:p>
       <w:pPr>
-        <w:numPr>
-          <w:ilvl w:val="0"/>
-          <w:numId w:val="1"/>
-        </w:numPr>
         <w:spacing w:before="100" w:beforeAutospacing="1" w:after="100" w:afterAutospacing="1" w:line="240" w:lineRule="auto"/>
-        <w:ind w:left="0" w:firstLine="0"/>
-        <w:outlineLvl w:val="0"/>
       </w:pPr>
     </w:p>
     <w:sectPr>
@@ -17216,11 +18556,9 @@
     <w:pPr>
       <w:pStyle w:val="Footer"/>
     </w:pPr>
-    <w:proofErr w:type="spellStart"/>
     <w:r>
       <w:t>aaa</w:t>
     </w:r>
-    <w:proofErr w:type="spellEnd"/>
   </w:p>
 </w:ftr>
 </file>
@@ -17798,6 +19136,155 @@
     </w:lvl>
   </w:abstractNum>
   <w:abstractNum w:abstractNumId="9" w15:restartNumberingAfterBreak="0">
+    <w:nsid w:val="10F41846"/>
+    <w:multiLevelType w:val="multilevel"/>
+    <w:tmpl w:val="B43850AC"/>
+    <w:lvl w:ilvl="0">
+      <w:start w:val="1"/>
+      <w:numFmt w:val="bullet"/>
+      <w:lvlText w:val=""/>
+      <w:lvlJc w:val="left"/>
+      <w:pPr>
+        <w:tabs>
+          <w:tab w:val="num" w:pos="720"/>
+        </w:tabs>
+        <w:ind w:left="720" w:hanging="360"/>
+      </w:pPr>
+      <w:rPr>
+        <w:rFonts w:ascii="Symbol" w:hAnsi="Symbol" w:hint="default"/>
+        <w:sz w:val="20"/>
+      </w:rPr>
+    </w:lvl>
+    <w:lvl w:ilvl="1" w:tentative="1">
+      <w:start w:val="1"/>
+      <w:numFmt w:val="bullet"/>
+      <w:lvlText w:val="o"/>
+      <w:lvlJc w:val="left"/>
+      <w:pPr>
+        <w:tabs>
+          <w:tab w:val="num" w:pos="1440"/>
+        </w:tabs>
+        <w:ind w:left="1440" w:hanging="360"/>
+      </w:pPr>
+      <w:rPr>
+        <w:rFonts w:ascii="Courier New" w:hAnsi="Courier New" w:hint="default"/>
+        <w:sz w:val="20"/>
+      </w:rPr>
+    </w:lvl>
+    <w:lvl w:ilvl="2" w:tentative="1">
+      <w:start w:val="1"/>
+      <w:numFmt w:val="bullet"/>
+      <w:lvlText w:val=""/>
+      <w:lvlJc w:val="left"/>
+      <w:pPr>
+        <w:tabs>
+          <w:tab w:val="num" w:pos="2160"/>
+        </w:tabs>
+        <w:ind w:left="2160" w:hanging="360"/>
+      </w:pPr>
+      <w:rPr>
+        <w:rFonts w:ascii="Wingdings" w:hAnsi="Wingdings" w:hint="default"/>
+        <w:sz w:val="20"/>
+      </w:rPr>
+    </w:lvl>
+    <w:lvl w:ilvl="3" w:tentative="1">
+      <w:start w:val="1"/>
+      <w:numFmt w:val="bullet"/>
+      <w:lvlText w:val=""/>
+      <w:lvlJc w:val="left"/>
+      <w:pPr>
+        <w:tabs>
+          <w:tab w:val="num" w:pos="2880"/>
+        </w:tabs>
+        <w:ind w:left="2880" w:hanging="360"/>
+      </w:pPr>
+      <w:rPr>
+        <w:rFonts w:ascii="Wingdings" w:hAnsi="Wingdings" w:hint="default"/>
+        <w:sz w:val="20"/>
+      </w:rPr>
+    </w:lvl>
+    <w:lvl w:ilvl="4" w:tentative="1">
+      <w:start w:val="1"/>
+      <w:numFmt w:val="bullet"/>
+      <w:lvlText w:val=""/>
+      <w:lvlJc w:val="left"/>
+      <w:pPr>
+        <w:tabs>
+          <w:tab w:val="num" w:pos="3600"/>
+        </w:tabs>
+        <w:ind w:left="3600" w:hanging="360"/>
+      </w:pPr>
+      <w:rPr>
+        <w:rFonts w:ascii="Wingdings" w:hAnsi="Wingdings" w:hint="default"/>
+        <w:sz w:val="20"/>
+      </w:rPr>
+    </w:lvl>
+    <w:lvl w:ilvl="5" w:tentative="1">
+      <w:start w:val="1"/>
+      <w:numFmt w:val="bullet"/>
+      <w:lvlText w:val=""/>
+      <w:lvlJc w:val="left"/>
+      <w:pPr>
+        <w:tabs>
+          <w:tab w:val="num" w:pos="4320"/>
+        </w:tabs>
+        <w:ind w:left="4320" w:hanging="360"/>
+      </w:pPr>
+      <w:rPr>
+        <w:rFonts w:ascii="Wingdings" w:hAnsi="Wingdings" w:hint="default"/>
+        <w:sz w:val="20"/>
+      </w:rPr>
+    </w:lvl>
+    <w:lvl w:ilvl="6" w:tentative="1">
+      <w:start w:val="1"/>
+      <w:numFmt w:val="bullet"/>
+      <w:lvlText w:val=""/>
+      <w:lvlJc w:val="left"/>
+      <w:pPr>
+        <w:tabs>
+          <w:tab w:val="num" w:pos="5040"/>
+        </w:tabs>
+        <w:ind w:left="5040" w:hanging="360"/>
+      </w:pPr>
+      <w:rPr>
+        <w:rFonts w:ascii="Wingdings" w:hAnsi="Wingdings" w:hint="default"/>
+        <w:sz w:val="20"/>
+      </w:rPr>
+    </w:lvl>
+    <w:lvl w:ilvl="7" w:tentative="1">
+      <w:start w:val="1"/>
+      <w:numFmt w:val="bullet"/>
+      <w:lvlText w:val=""/>
+      <w:lvlJc w:val="left"/>
+      <w:pPr>
+        <w:tabs>
+          <w:tab w:val="num" w:pos="5760"/>
+        </w:tabs>
+        <w:ind w:left="5760" w:hanging="360"/>
+      </w:pPr>
+      <w:rPr>
+        <w:rFonts w:ascii="Wingdings" w:hAnsi="Wingdings" w:hint="default"/>
+        <w:sz w:val="20"/>
+      </w:rPr>
+    </w:lvl>
+    <w:lvl w:ilvl="8" w:tentative="1">
+      <w:start w:val="1"/>
+      <w:numFmt w:val="bullet"/>
+      <w:lvlText w:val=""/>
+      <w:lvlJc w:val="left"/>
+      <w:pPr>
+        <w:tabs>
+          <w:tab w:val="num" w:pos="6480"/>
+        </w:tabs>
+        <w:ind w:left="6480" w:hanging="360"/>
+      </w:pPr>
+      <w:rPr>
+        <w:rFonts w:ascii="Wingdings" w:hAnsi="Wingdings" w:hint="default"/>
+        <w:sz w:val="20"/>
+      </w:rPr>
+    </w:lvl>
+  </w:abstractNum>
+  <w:abstractNum w:abstractNumId="10" w15:restartNumberingAfterBreak="0">
     <w:nsid w:val="12A61D97"/>
     <w:multiLevelType w:val="multilevel"/>
     <w:tmpl w:val="D34E0140"/>
@@ -17946,7 +19433,7 @@
       </w:rPr>
     </w:lvl>
   </w:abstractNum>
-  <w:abstractNum w:abstractNumId="10" w15:restartNumberingAfterBreak="0">
+  <w:abstractNum w:abstractNumId="11" w15:restartNumberingAfterBreak="0">
     <w:nsid w:val="22857239"/>
     <w:multiLevelType w:val="multilevel"/>
     <w:tmpl w:val="942E540C"/>
@@ -18095,7 +19582,269 @@
       </w:rPr>
     </w:lvl>
   </w:abstractNum>
-  <w:abstractNum w:abstractNumId="11" w15:restartNumberingAfterBreak="0">
+  <w:abstractNum w:abstractNumId="12" w15:restartNumberingAfterBreak="0">
+    <w:nsid w:val="25502B61"/>
+    <w:multiLevelType w:val="multilevel"/>
+    <w:tmpl w:val="DAF807D6"/>
+    <w:lvl w:ilvl="0">
+      <w:start w:val="1"/>
+      <w:numFmt w:val="bullet"/>
+      <w:lvlText w:val=""/>
+      <w:lvlJc w:val="left"/>
+      <w:pPr>
+        <w:tabs>
+          <w:tab w:val="num" w:pos="720"/>
+        </w:tabs>
+        <w:ind w:left="720" w:hanging="360"/>
+      </w:pPr>
+      <w:rPr>
+        <w:rFonts w:ascii="Symbol" w:hAnsi="Symbol" w:hint="default"/>
+        <w:sz w:val="20"/>
+      </w:rPr>
+    </w:lvl>
+    <w:lvl w:ilvl="1" w:tentative="1">
+      <w:start w:val="1"/>
+      <w:numFmt w:val="bullet"/>
+      <w:lvlText w:val="o"/>
+      <w:lvlJc w:val="left"/>
+      <w:pPr>
+        <w:tabs>
+          <w:tab w:val="num" w:pos="1440"/>
+        </w:tabs>
+        <w:ind w:left="1440" w:hanging="360"/>
+      </w:pPr>
+      <w:rPr>
+        <w:rFonts w:ascii="Courier New" w:hAnsi="Courier New" w:hint="default"/>
+        <w:sz w:val="20"/>
+      </w:rPr>
+    </w:lvl>
+    <w:lvl w:ilvl="2" w:tentative="1">
+      <w:start w:val="1"/>
+      <w:numFmt w:val="bullet"/>
+      <w:lvlText w:val=""/>
+      <w:lvlJc w:val="left"/>
+      <w:pPr>
+        <w:tabs>
+          <w:tab w:val="num" w:pos="2160"/>
+        </w:tabs>
+        <w:ind w:left="2160" w:hanging="360"/>
+      </w:pPr>
+      <w:rPr>
+        <w:rFonts w:ascii="Wingdings" w:hAnsi="Wingdings" w:hint="default"/>
+        <w:sz w:val="20"/>
+      </w:rPr>
+    </w:lvl>
+    <w:lvl w:ilvl="3" w:tentative="1">
+      <w:start w:val="1"/>
+      <w:numFmt w:val="bullet"/>
+      <w:lvlText w:val=""/>
+      <w:lvlJc w:val="left"/>
+      <w:pPr>
+        <w:tabs>
+          <w:tab w:val="num" w:pos="2880"/>
+        </w:tabs>
+        <w:ind w:left="2880" w:hanging="360"/>
+      </w:pPr>
+      <w:rPr>
+        <w:rFonts w:ascii="Wingdings" w:hAnsi="Wingdings" w:hint="default"/>
+        <w:sz w:val="20"/>
+      </w:rPr>
+    </w:lvl>
+    <w:lvl w:ilvl="4" w:tentative="1">
+      <w:start w:val="1"/>
+      <w:numFmt w:val="bullet"/>
+      <w:lvlText w:val=""/>
+      <w:lvlJc w:val="left"/>
+      <w:pPr>
+        <w:tabs>
+          <w:tab w:val="num" w:pos="3600"/>
+        </w:tabs>
+        <w:ind w:left="3600" w:hanging="360"/>
+      </w:pPr>
+      <w:rPr>
+        <w:rFonts w:ascii="Wingdings" w:hAnsi="Wingdings" w:hint="default"/>
+        <w:sz w:val="20"/>
+      </w:rPr>
+    </w:lvl>
+    <w:lvl w:ilvl="5" w:tentative="1">
+      <w:start w:val="1"/>
+      <w:numFmt w:val="bullet"/>
+      <w:lvlText w:val=""/>
+      <w:lvlJc w:val="left"/>
+      <w:pPr>
+        <w:tabs>
+          <w:tab w:val="num" w:pos="4320"/>
+        </w:tabs>
+        <w:ind w:left="4320" w:hanging="360"/>
+      </w:pPr>
+      <w:rPr>
+        <w:rFonts w:ascii="Wingdings" w:hAnsi="Wingdings" w:hint="default"/>
+        <w:sz w:val="20"/>
+      </w:rPr>
+    </w:lvl>
+    <w:lvl w:ilvl="6" w:tentative="1">
+      <w:start w:val="1"/>
+      <w:numFmt w:val="bullet"/>
+      <w:lvlText w:val=""/>
+      <w:lvlJc w:val="left"/>
+      <w:pPr>
+        <w:tabs>
+          <w:tab w:val="num" w:pos="5040"/>
+        </w:tabs>
+        <w:ind w:left="5040" w:hanging="360"/>
+      </w:pPr>
+      <w:rPr>
+        <w:rFonts w:ascii="Wingdings" w:hAnsi="Wingdings" w:hint="default"/>
+        <w:sz w:val="20"/>
+      </w:rPr>
+    </w:lvl>
+    <w:lvl w:ilvl="7" w:tentative="1">
+      <w:start w:val="1"/>
+      <w:numFmt w:val="bullet"/>
+      <w:lvlText w:val=""/>
+      <w:lvlJc w:val="left"/>
+      <w:pPr>
+        <w:tabs>
+          <w:tab w:val="num" w:pos="5760"/>
+        </w:tabs>
+        <w:ind w:left="5760" w:hanging="360"/>
+      </w:pPr>
+      <w:rPr>
+        <w:rFonts w:ascii="Wingdings" w:hAnsi="Wingdings" w:hint="default"/>
+        <w:sz w:val="20"/>
+      </w:rPr>
+    </w:lvl>
+    <w:lvl w:ilvl="8" w:tentative="1">
+      <w:start w:val="1"/>
+      <w:numFmt w:val="bullet"/>
+      <w:lvlText w:val=""/>
+      <w:lvlJc w:val="left"/>
+      <w:pPr>
+        <w:tabs>
+          <w:tab w:val="num" w:pos="6480"/>
+        </w:tabs>
+        <w:ind w:left="6480" w:hanging="360"/>
+      </w:pPr>
+      <w:rPr>
+        <w:rFonts w:ascii="Wingdings" w:hAnsi="Wingdings" w:hint="default"/>
+        <w:sz w:val="20"/>
+      </w:rPr>
+    </w:lvl>
+  </w:abstractNum>
+  <w:abstractNum w:abstractNumId="13" w15:restartNumberingAfterBreak="0">
+    <w:nsid w:val="484B1BE8"/>
+    <w:multiLevelType w:val="multilevel"/>
+    <w:tmpl w:val="6DEA1ACA"/>
+    <w:lvl w:ilvl="0">
+      <w:start w:val="1"/>
+      <w:numFmt w:val="decimal"/>
+      <w:lvlText w:val="%1."/>
+      <w:lvlJc w:val="left"/>
+      <w:pPr>
+        <w:tabs>
+          <w:tab w:val="num" w:pos="720"/>
+        </w:tabs>
+        <w:ind w:left="720" w:hanging="360"/>
+      </w:pPr>
+    </w:lvl>
+    <w:lvl w:ilvl="1" w:tentative="1">
+      <w:start w:val="1"/>
+      <w:numFmt w:val="decimal"/>
+      <w:lvlText w:val="%2."/>
+      <w:lvlJc w:val="left"/>
+      <w:pPr>
+        <w:tabs>
+          <w:tab w:val="num" w:pos="1440"/>
+        </w:tabs>
+        <w:ind w:left="1440" w:hanging="360"/>
+      </w:pPr>
+    </w:lvl>
+    <w:lvl w:ilvl="2" w:tentative="1">
+      <w:start w:val="1"/>
+      <w:numFmt w:val="decimal"/>
+      <w:lvlText w:val="%3."/>
+      <w:lvlJc w:val="left"/>
+      <w:pPr>
+        <w:tabs>
+          <w:tab w:val="num" w:pos="2160"/>
+        </w:tabs>
+        <w:ind w:left="2160" w:hanging="360"/>
+      </w:pPr>
+    </w:lvl>
+    <w:lvl w:ilvl="3" w:tentative="1">
+      <w:start w:val="1"/>
+      <w:numFmt w:val="decimal"/>
+      <w:lvlText w:val="%4."/>
+      <w:lvlJc w:val="left"/>
+      <w:pPr>
+        <w:tabs>
+          <w:tab w:val="num" w:pos="2880"/>
+        </w:tabs>
+        <w:ind w:left="2880" w:hanging="360"/>
+      </w:pPr>
+    </w:lvl>
+    <w:lvl w:ilvl="4" w:tentative="1">
+      <w:start w:val="1"/>
+      <w:numFmt w:val="decimal"/>
+      <w:lvlText w:val="%5."/>
+      <w:lvlJc w:val="left"/>
+      <w:pPr>
+        <w:tabs>
+          <w:tab w:val="num" w:pos="3600"/>
+        </w:tabs>
+        <w:ind w:left="3600" w:hanging="360"/>
+      </w:pPr>
+    </w:lvl>
+    <w:lvl w:ilvl="5" w:tentative="1">
+      <w:start w:val="1"/>
+      <w:numFmt w:val="decimal"/>
+      <w:lvlText w:val="%6."/>
+      <w:lvlJc w:val="left"/>
+      <w:pPr>
+        <w:tabs>
+          <w:tab w:val="num" w:pos="4320"/>
+        </w:tabs>
+        <w:ind w:left="4320" w:hanging="360"/>
+      </w:pPr>
+    </w:lvl>
+    <w:lvl w:ilvl="6" w:tentative="1">
+      <w:start w:val="1"/>
+      <w:numFmt w:val="decimal"/>
+      <w:lvlText w:val="%7."/>
+      <w:lvlJc w:val="left"/>
+      <w:pPr>
+        <w:tabs>
+          <w:tab w:val="num" w:pos="5040"/>
+        </w:tabs>
+        <w:ind w:left="5040" w:hanging="360"/>
+      </w:pPr>
+    </w:lvl>
+    <w:lvl w:ilvl="7" w:tentative="1">
+      <w:start w:val="1"/>
+      <w:numFmt w:val="decimal"/>
+      <w:lvlText w:val="%8."/>
+      <w:lvlJc w:val="left"/>
+      <w:pPr>
+        <w:tabs>
+          <w:tab w:val="num" w:pos="5760"/>
+        </w:tabs>
+        <w:ind w:left="5760" w:hanging="360"/>
+      </w:pPr>
+    </w:lvl>
+    <w:lvl w:ilvl="8" w:tentative="1">
+      <w:start w:val="1"/>
+      <w:numFmt w:val="decimal"/>
+      <w:lvlText w:val="%9."/>
+      <w:lvlJc w:val="left"/>
+      <w:pPr>
+        <w:tabs>
+          <w:tab w:val="num" w:pos="6480"/>
+        </w:tabs>
+        <w:ind w:left="6480" w:hanging="360"/>
+      </w:pPr>
+    </w:lvl>
+  </w:abstractNum>
+  <w:abstractNum w:abstractNumId="14" w15:restartNumberingAfterBreak="0">
     <w:nsid w:val="49EF244B"/>
     <w:multiLevelType w:val="multilevel"/>
     <w:tmpl w:val="481E1A7C"/>
@@ -18211,7 +19960,7 @@
       </w:pPr>
     </w:lvl>
   </w:abstractNum>
-  <w:abstractNum w:abstractNumId="12" w15:restartNumberingAfterBreak="0">
+  <w:abstractNum w:abstractNumId="15" w15:restartNumberingAfterBreak="0">
     <w:nsid w:val="4F215F4A"/>
     <w:multiLevelType w:val="multilevel"/>
     <w:tmpl w:val="BAF27B5A"/>
@@ -18324,7 +20073,7 @@
       </w:pPr>
     </w:lvl>
   </w:abstractNum>
-  <w:abstractNum w:abstractNumId="13" w15:restartNumberingAfterBreak="0">
+  <w:abstractNum w:abstractNumId="16" w15:restartNumberingAfterBreak="0">
     <w:nsid w:val="5E4F583D"/>
     <w:multiLevelType w:val="multilevel"/>
     <w:tmpl w:val="DD128B2A"/>
@@ -18473,7 +20222,7 @@
       </w:rPr>
     </w:lvl>
   </w:abstractNum>
-  <w:abstractNum w:abstractNumId="14" w15:restartNumberingAfterBreak="0">
+  <w:abstractNum w:abstractNumId="17" w15:restartNumberingAfterBreak="0">
     <w:nsid w:val="5F5C0E59"/>
     <w:multiLevelType w:val="multilevel"/>
     <w:tmpl w:val="3410A99A"/>
@@ -18611,16 +20360,16 @@
     <w:abstractNumId w:val="8"/>
   </w:num>
   <w:num w:numId="9" w16cid:durableId="1772045511">
-    <w:abstractNumId w:val="12"/>
+    <w:abstractNumId w:val="15"/>
   </w:num>
   <w:num w:numId="10" w16cid:durableId="561015689">
-    <w:abstractNumId w:val="9"/>
+    <w:abstractNumId w:val="10"/>
   </w:num>
   <w:num w:numId="11" w16cid:durableId="1228801011">
     <w:abstractNumId w:val="7"/>
   </w:num>
   <w:num w:numId="12" w16cid:durableId="368262099">
-    <w:abstractNumId w:val="11"/>
+    <w:abstractNumId w:val="14"/>
   </w:num>
   <w:num w:numId="13" w16cid:durableId="1585069643">
     <w:abstractNumId w:val="6"/>
@@ -18653,13 +20402,22 @@
     </w:lvlOverride>
   </w:num>
   <w:num w:numId="14" w16cid:durableId="1966109579">
-    <w:abstractNumId w:val="14"/>
+    <w:abstractNumId w:val="17"/>
   </w:num>
   <w:num w:numId="15" w16cid:durableId="937566537">
+    <w:abstractNumId w:val="16"/>
+  </w:num>
+  <w:num w:numId="16" w16cid:durableId="1651204444">
+    <w:abstractNumId w:val="11"/>
+  </w:num>
+  <w:num w:numId="17" w16cid:durableId="34625713">
     <w:abstractNumId w:val="13"/>
   </w:num>
-  <w:num w:numId="16" w16cid:durableId="1651204444">
-    <w:abstractNumId w:val="10"/>
+  <w:num w:numId="18" w16cid:durableId="33118867">
+    <w:abstractNumId w:val="12"/>
+  </w:num>
+  <w:num w:numId="19" w16cid:durableId="626590607">
+    <w:abstractNumId w:val="9"/>
   </w:num>
   <w:numIdMacAtCleanup w:val="12"/>
 </w:numbering>
@@ -30999,6 +32757,162 @@
       </w:tcPr>
     </w:tblStylePr>
   </w:style>
+  <w:style w:type="numbering" w:customStyle="1" w:styleId="NoList2">
+    <w:name w:val="No List2"/>
+    <w:next w:val="NoList"/>
+    <w:uiPriority w:val="99"/>
+    <w:semiHidden/>
+    <w:unhideWhenUsed/>
+    <w:rsid w:val="00022ADF"/>
+  </w:style>
+  <w:style w:type="paragraph" w:customStyle="1" w:styleId="msonormal0">
+    <w:name w:val="msonormal"/>
+    <w:basedOn w:val="Normal"/>
+    <w:rsid w:val="00022ADF"/>
+    <w:pPr>
+      <w:spacing w:before="100" w:beforeAutospacing="1" w:after="100" w:afterAutospacing="1" w:line="240" w:lineRule="auto"/>
+    </w:pPr>
+    <w:rPr>
+      <w:rFonts w:ascii="Times New Roman" w:eastAsia="Times New Roman" w:hAnsi="Times New Roman" w:cs="Times New Roman"/>
+      <w:sz w:val="24"/>
+      <w:szCs w:val="24"/>
+    </w:rPr>
+  </w:style>
+  <w:style w:type="character" w:customStyle="1" w:styleId="katex-display">
+    <w:name w:val="katex-display"/>
+    <w:basedOn w:val="DefaultParagraphFont"/>
+    <w:rsid w:val="00022ADF"/>
+  </w:style>
+  <w:style w:type="character" w:customStyle="1" w:styleId="katex">
+    <w:name w:val="katex"/>
+    <w:basedOn w:val="DefaultParagraphFont"/>
+    <w:rsid w:val="00022ADF"/>
+  </w:style>
+  <w:style w:type="character" w:customStyle="1" w:styleId="katex-html">
+    <w:name w:val="katex-html"/>
+    <w:basedOn w:val="DefaultParagraphFont"/>
+    <w:rsid w:val="00022ADF"/>
+  </w:style>
+  <w:style w:type="character" w:customStyle="1" w:styleId="base">
+    <w:name w:val="base"/>
+    <w:basedOn w:val="DefaultParagraphFont"/>
+    <w:rsid w:val="00022ADF"/>
+  </w:style>
+  <w:style w:type="character" w:customStyle="1" w:styleId="strut">
+    <w:name w:val="strut"/>
+    <w:basedOn w:val="DefaultParagraphFont"/>
+    <w:rsid w:val="00022ADF"/>
+  </w:style>
+  <w:style w:type="character" w:customStyle="1" w:styleId="msupsub">
+    <w:name w:val="msupsub"/>
+    <w:basedOn w:val="DefaultParagraphFont"/>
+    <w:rsid w:val="00022ADF"/>
+  </w:style>
+  <w:style w:type="character" w:customStyle="1" w:styleId="vlist-t">
+    <w:name w:val="vlist-t"/>
+    <w:basedOn w:val="DefaultParagraphFont"/>
+    <w:rsid w:val="00022ADF"/>
+  </w:style>
+  <w:style w:type="character" w:customStyle="1" w:styleId="vlist-r">
+    <w:name w:val="vlist-r"/>
+    <w:basedOn w:val="DefaultParagraphFont"/>
+    <w:rsid w:val="00022ADF"/>
+  </w:style>
+  <w:style w:type="character" w:customStyle="1" w:styleId="vlist">
+    <w:name w:val="vlist"/>
+    <w:basedOn w:val="DefaultParagraphFont"/>
+    <w:rsid w:val="00022ADF"/>
+  </w:style>
+  <w:style w:type="character" w:customStyle="1" w:styleId="pstrut">
+    <w:name w:val="pstrut"/>
+    <w:basedOn w:val="DefaultParagraphFont"/>
+    <w:rsid w:val="00022ADF"/>
+  </w:style>
+  <w:style w:type="character" w:customStyle="1" w:styleId="sizing">
+    <w:name w:val="sizing"/>
+    <w:basedOn w:val="DefaultParagraphFont"/>
+    <w:rsid w:val="00022ADF"/>
+  </w:style>
+  <w:style w:type="character" w:customStyle="1" w:styleId="mspace">
+    <w:name w:val="mspace"/>
+    <w:basedOn w:val="DefaultParagraphFont"/>
+    <w:rsid w:val="00022ADF"/>
+  </w:style>
+  <w:style w:type="character" w:customStyle="1" w:styleId="mfrac">
+    <w:name w:val="mfrac"/>
+    <w:basedOn w:val="DefaultParagraphFont"/>
+    <w:rsid w:val="00022ADF"/>
+  </w:style>
+  <w:style w:type="character" w:customStyle="1" w:styleId="mop">
+    <w:name w:val="mop"/>
+    <w:basedOn w:val="DefaultParagraphFont"/>
+    <w:rsid w:val="00022ADF"/>
+  </w:style>
+  <w:style w:type="character" w:customStyle="1" w:styleId="frac-line">
+    <w:name w:val="frac-line"/>
+    <w:basedOn w:val="DefaultParagraphFont"/>
+    <w:rsid w:val="00022ADF"/>
+  </w:style>
+  <w:style w:type="character" w:customStyle="1" w:styleId="minner">
+    <w:name w:val="minner"/>
+    <w:basedOn w:val="DefaultParagraphFont"/>
+    <w:rsid w:val="00022ADF"/>
+  </w:style>
+  <w:style w:type="character" w:customStyle="1" w:styleId="thinbox">
+    <w:name w:val="thinbox"/>
+    <w:basedOn w:val="DefaultParagraphFont"/>
+    <w:rsid w:val="00022ADF"/>
+  </w:style>
+  <w:style w:type="character" w:customStyle="1" w:styleId="rlap">
+    <w:name w:val="rlap"/>
+    <w:basedOn w:val="DefaultParagraphFont"/>
+    <w:rsid w:val="00022ADF"/>
+  </w:style>
+  <w:style w:type="character" w:customStyle="1" w:styleId="inner">
+    <w:name w:val="inner"/>
+    <w:basedOn w:val="DefaultParagraphFont"/>
+    <w:rsid w:val="00022ADF"/>
+  </w:style>
+  <w:style w:type="character" w:customStyle="1" w:styleId="fix">
+    <w:name w:val="fix"/>
+    <w:basedOn w:val="DefaultParagraphFont"/>
+    <w:rsid w:val="00022ADF"/>
+  </w:style>
+  <w:style w:type="character" w:customStyle="1" w:styleId="delimsizing">
+    <w:name w:val="delimsizing"/>
+    <w:basedOn w:val="DefaultParagraphFont"/>
+    <w:rsid w:val="00022ADF"/>
+  </w:style>
+  <w:style w:type="character" w:customStyle="1" w:styleId="mtable">
+    <w:name w:val="mtable"/>
+    <w:basedOn w:val="DefaultParagraphFont"/>
+    <w:rsid w:val="00022ADF"/>
+  </w:style>
+  <w:style w:type="character" w:customStyle="1" w:styleId="col-align-l">
+    <w:name w:val="col-align-l"/>
+    <w:basedOn w:val="DefaultParagraphFont"/>
+    <w:rsid w:val="00022ADF"/>
+  </w:style>
+  <w:style w:type="character" w:customStyle="1" w:styleId="arraycolsep">
+    <w:name w:val="arraycolsep"/>
+    <w:basedOn w:val="DefaultParagraphFont"/>
+    <w:rsid w:val="00022ADF"/>
+  </w:style>
+  <w:style w:type="character" w:customStyle="1" w:styleId="boxpad">
+    <w:name w:val="boxpad"/>
+    <w:basedOn w:val="DefaultParagraphFont"/>
+    <w:rsid w:val="00022ADF"/>
+  </w:style>
+  <w:style w:type="character" w:customStyle="1" w:styleId="stretchy">
+    <w:name w:val="stretchy"/>
+    <w:basedOn w:val="DefaultParagraphFont"/>
+    <w:rsid w:val="00022ADF"/>
+  </w:style>
+  <w:style w:type="character" w:customStyle="1" w:styleId="col-align-c">
+    <w:name w:val="col-align-c"/>
+    <w:basedOn w:val="DefaultParagraphFont"/>
+    <w:rsid w:val="00022ADF"/>
+  </w:style>
 </w:styles>
 </file>
 
